--- a/__ms-praca__/praca-last-update.docx
+++ b/__ms-praca__/praca-last-update.docx
@@ -124,7 +124,6 @@
           <w:szCs w:val="28"/>
         </w:rPr>
       </w:pPr>
-      <w:proofErr w:type="spellStart"/>
       <w:r>
         <w:rPr>
           <w:rFonts w:ascii="Times New Roman" w:hAnsi="Times New Roman" w:cs="Times New Roman"/>
@@ -135,7 +134,6 @@
         </w:rPr>
         <w:t>DanceHub</w:t>
       </w:r>
-      <w:proofErr w:type="spellEnd"/>
     </w:p>
     <w:p>
       <w:pPr>
@@ -201,6 +199,16 @@
       <w:pPr>
         <w:spacing w:line="360" w:lineRule="auto"/>
         <w:jc w:val="center"/>
+        <w:rPr>
+          <w:rFonts w:ascii="Times New Roman" w:hAnsi="Times New Roman" w:cs="Times New Roman"/>
+          <w:sz w:val="24"/>
+          <w:szCs w:val="24"/>
+        </w:rPr>
+      </w:pPr>
+    </w:p>
+    <w:p>
+      <w:pPr>
+        <w:spacing w:line="360" w:lineRule="auto"/>
         <w:rPr>
           <w:rFonts w:ascii="Times New Roman" w:hAnsi="Times New Roman" w:cs="Times New Roman"/>
           <w:sz w:val="24"/>
@@ -479,50 +487,55 @@
     </w:p>
     <w:p>
       <w:pPr>
+        <w:spacing w:line="360" w:lineRule="auto"/>
         <w:rPr>
           <w:rFonts w:ascii="Times New Roman" w:hAnsi="Times New Roman" w:cs="Times New Roman"/>
           <w:sz w:val="24"/>
           <w:szCs w:val="24"/>
         </w:rPr>
       </w:pPr>
-      <w:r>
-        <w:rPr>
-          <w:rFonts w:ascii="Times New Roman" w:hAnsi="Times New Roman" w:cs="Times New Roman"/>
+    </w:p>
+    <w:p>
+      <w:pPr>
+        <w:spacing w:line="360" w:lineRule="auto"/>
+        <w:jc w:val="center"/>
+        <w:rPr>
+          <w:rFonts w:ascii="Times New Roman" w:hAnsi="Times New Roman" w:cs="Times New Roman"/>
+          <w:caps/>
           <w:sz w:val="24"/>
           <w:szCs w:val="24"/>
         </w:rPr>
-        <w:br w:type="page"/>
-      </w:r>
-    </w:p>
-    <w:p>
-      <w:pPr>
-        <w:spacing w:line="360" w:lineRule="auto"/>
-        <w:rPr>
-          <w:rFonts w:ascii="Times New Roman" w:hAnsi="Times New Roman" w:cs="Times New Roman"/>
+      </w:pPr>
+      <w:r>
+        <w:rPr>
+          <w:rFonts w:ascii="Times New Roman" w:hAnsi="Times New Roman" w:cs="Times New Roman"/>
+          <w:caps/>
           <w:sz w:val="24"/>
           <w:szCs w:val="24"/>
         </w:rPr>
-      </w:pPr>
+        <w:t>Stredná priemyselná škola elektrotechnická</w:t>
+      </w:r>
     </w:p>
     <w:p>
       <w:pPr>
         <w:spacing w:line="360" w:lineRule="auto"/>
-        <w:rPr>
-          <w:rFonts w:ascii="Times New Roman" w:hAnsi="Times New Roman" w:cs="Times New Roman"/>
+        <w:jc w:val="center"/>
+        <w:rPr>
+          <w:rFonts w:ascii="Times New Roman" w:hAnsi="Times New Roman" w:cs="Times New Roman"/>
+          <w:caps/>
           <w:sz w:val="24"/>
           <w:szCs w:val="24"/>
         </w:rPr>
       </w:pPr>
-    </w:p>
-    <w:p>
-      <w:pPr>
-        <w:spacing w:line="360" w:lineRule="auto"/>
-        <w:rPr>
-          <w:rFonts w:ascii="Times New Roman" w:hAnsi="Times New Roman" w:cs="Times New Roman"/>
+      <w:r>
+        <w:rPr>
+          <w:rFonts w:ascii="Times New Roman" w:hAnsi="Times New Roman" w:cs="Times New Roman"/>
+          <w:caps/>
           <w:sz w:val="24"/>
           <w:szCs w:val="24"/>
         </w:rPr>
-      </w:pPr>
+        <w:t>Hálova 16, 851 01 Bratislava</w:t>
+      </w:r>
     </w:p>
     <w:p>
       <w:pPr>
@@ -533,16 +546,14 @@
           <w:szCs w:val="24"/>
         </w:rPr>
       </w:pPr>
-    </w:p>
-    <w:p>
-      <w:pPr>
-        <w:spacing w:line="360" w:lineRule="auto"/>
+      <w:r>
         <w:rPr>
           <w:rFonts w:ascii="Times New Roman" w:hAnsi="Times New Roman" w:cs="Times New Roman"/>
           <w:sz w:val="24"/>
           <w:szCs w:val="24"/>
         </w:rPr>
-      </w:pPr>
+        <w:t xml:space="preserve"> </w:t>
+      </w:r>
     </w:p>
     <w:p>
       <w:pPr>
@@ -597,66 +608,7 @@
     <w:p>
       <w:pPr>
         <w:spacing w:line="360" w:lineRule="auto"/>
-        <w:rPr>
-          <w:rFonts w:ascii="Times New Roman" w:hAnsi="Times New Roman" w:cs="Times New Roman"/>
-          <w:sz w:val="24"/>
-          <w:szCs w:val="24"/>
-        </w:rPr>
-      </w:pPr>
-    </w:p>
-    <w:p>
-      <w:pPr>
-        <w:spacing w:line="360" w:lineRule="auto"/>
-        <w:rPr>
-          <w:rFonts w:ascii="Times New Roman" w:hAnsi="Times New Roman" w:cs="Times New Roman"/>
-          <w:sz w:val="24"/>
-          <w:szCs w:val="24"/>
-        </w:rPr>
-      </w:pPr>
-    </w:p>
-    <w:p>
-      <w:pPr>
-        <w:spacing w:line="360" w:lineRule="auto"/>
-        <w:rPr>
-          <w:rFonts w:ascii="Times New Roman" w:hAnsi="Times New Roman" w:cs="Times New Roman"/>
-          <w:sz w:val="24"/>
-          <w:szCs w:val="24"/>
-        </w:rPr>
-      </w:pPr>
-    </w:p>
-    <w:p>
-      <w:pPr>
-        <w:spacing w:line="360" w:lineRule="auto"/>
-        <w:rPr>
-          <w:rFonts w:ascii="Times New Roman" w:hAnsi="Times New Roman" w:cs="Times New Roman"/>
-          <w:sz w:val="24"/>
-          <w:szCs w:val="24"/>
-        </w:rPr>
-      </w:pPr>
-    </w:p>
-    <w:p>
-      <w:pPr>
-        <w:spacing w:line="360" w:lineRule="auto"/>
-        <w:rPr>
-          <w:rFonts w:ascii="Times New Roman" w:hAnsi="Times New Roman" w:cs="Times New Roman"/>
-          <w:sz w:val="24"/>
-          <w:szCs w:val="24"/>
-        </w:rPr>
-      </w:pPr>
-    </w:p>
-    <w:p>
-      <w:pPr>
-        <w:spacing w:line="360" w:lineRule="auto"/>
-        <w:rPr>
-          <w:rFonts w:ascii="Times New Roman" w:hAnsi="Times New Roman" w:cs="Times New Roman"/>
-          <w:sz w:val="24"/>
-          <w:szCs w:val="24"/>
-        </w:rPr>
-      </w:pPr>
-    </w:p>
-    <w:p>
-      <w:pPr>
-        <w:spacing w:line="360" w:lineRule="auto"/>
+        <w:jc w:val="center"/>
         <w:rPr>
           <w:rFonts w:ascii="Times New Roman" w:hAnsi="Times New Roman" w:cs="Times New Roman"/>
           <w:b/>
@@ -673,13 +625,13 @@
           <w:sz w:val="28"/>
           <w:szCs w:val="28"/>
         </w:rPr>
-        <w:t>Čestné vyhlásenie</w:t>
+        <w:t>DanceHub</w:t>
       </w:r>
     </w:p>
     <w:p>
       <w:pPr>
         <w:spacing w:line="360" w:lineRule="auto"/>
-        <w:jc w:val="both"/>
+        <w:jc w:val="center"/>
         <w:rPr>
           <w:rFonts w:ascii="Times New Roman" w:hAnsi="Times New Roman" w:cs="Times New Roman"/>
           <w:sz w:val="24"/>
@@ -692,7 +644,7 @@
           <w:sz w:val="24"/>
           <w:szCs w:val="24"/>
         </w:rPr>
-        <w:t xml:space="preserve">Vyhlasujem, že </w:t>
+        <w:t>K</w:t>
       </w:r>
       <w:r>
         <w:rPr>
@@ -700,97 +652,121 @@
           <w:sz w:val="24"/>
           <w:szCs w:val="24"/>
         </w:rPr>
-        <w:t xml:space="preserve">komplexnú odbornú maturitnú prácu na </w:t>
-      </w:r>
-      <w:r>
+        <w:t>omplexná odborná maturitná práca</w:t>
+      </w:r>
+    </w:p>
+    <w:p>
+      <w:pPr>
+        <w:spacing w:line="360" w:lineRule="auto"/>
+        <w:jc w:val="center"/>
         <w:rPr>
           <w:rFonts w:ascii="Times New Roman" w:hAnsi="Times New Roman" w:cs="Times New Roman"/>
           <w:sz w:val="24"/>
           <w:szCs w:val="24"/>
         </w:rPr>
-        <w:t xml:space="preserve">tému </w:t>
-      </w:r>
-      <w:proofErr w:type="spellStart"/>
-      <w:r>
+      </w:pPr>
+    </w:p>
+    <w:p>
+      <w:pPr>
+        <w:spacing w:line="360" w:lineRule="auto"/>
+        <w:jc w:val="center"/>
         <w:rPr>
           <w:rFonts w:ascii="Times New Roman" w:hAnsi="Times New Roman" w:cs="Times New Roman"/>
           <w:sz w:val="24"/>
           <w:szCs w:val="24"/>
         </w:rPr>
-        <w:t>DanceHub</w:t>
-      </w:r>
-      <w:proofErr w:type="spellEnd"/>
-      <w:r>
+      </w:pPr>
+    </w:p>
+    <w:p>
+      <w:pPr>
+        <w:spacing w:line="360" w:lineRule="auto"/>
+        <w:jc w:val="center"/>
         <w:rPr>
           <w:rFonts w:ascii="Times New Roman" w:hAnsi="Times New Roman" w:cs="Times New Roman"/>
           <w:sz w:val="24"/>
           <w:szCs w:val="24"/>
         </w:rPr>
-        <w:t xml:space="preserve">, som vypracoval samostatne, </w:t>
-      </w:r>
-      <w:r>
+      </w:pPr>
+    </w:p>
+    <w:p>
+      <w:pPr>
+        <w:spacing w:line="360" w:lineRule="auto"/>
+        <w:jc w:val="center"/>
         <w:rPr>
           <w:rFonts w:ascii="Times New Roman" w:hAnsi="Times New Roman" w:cs="Times New Roman"/>
           <w:sz w:val="24"/>
           <w:szCs w:val="24"/>
         </w:rPr>
-        <w:t>s</w:t>
-      </w:r>
-      <w:r>
+      </w:pPr>
+    </w:p>
+    <w:p>
+      <w:pPr>
+        <w:spacing w:line="360" w:lineRule="auto"/>
         <w:rPr>
           <w:rFonts w:ascii="Times New Roman" w:hAnsi="Times New Roman" w:cs="Times New Roman"/>
           <w:sz w:val="24"/>
           <w:szCs w:val="24"/>
         </w:rPr>
-        <w:t xml:space="preserve"> </w:t>
-      </w:r>
-      <w:r>
+      </w:pPr>
+    </w:p>
+    <w:p>
+      <w:pPr>
+        <w:spacing w:line="360" w:lineRule="auto"/>
         <w:rPr>
           <w:rFonts w:ascii="Times New Roman" w:hAnsi="Times New Roman" w:cs="Times New Roman"/>
           <w:sz w:val="24"/>
           <w:szCs w:val="24"/>
         </w:rPr>
-        <w:t xml:space="preserve">použitím uvedených literárnych zdrojov. Prácu som neprihlásil </w:t>
-      </w:r>
-      <w:r>
+      </w:pPr>
+    </w:p>
+    <w:p>
+      <w:pPr>
+        <w:spacing w:line="360" w:lineRule="auto"/>
         <w:rPr>
           <w:rFonts w:ascii="Times New Roman" w:hAnsi="Times New Roman" w:cs="Times New Roman"/>
           <w:sz w:val="24"/>
           <w:szCs w:val="24"/>
         </w:rPr>
-        <w:t>a</w:t>
-      </w:r>
-      <w:r>
+      </w:pPr>
+    </w:p>
+    <w:p>
+      <w:pPr>
+        <w:spacing w:line="360" w:lineRule="auto"/>
         <w:rPr>
           <w:rFonts w:ascii="Times New Roman" w:hAnsi="Times New Roman" w:cs="Times New Roman"/>
           <w:sz w:val="24"/>
           <w:szCs w:val="24"/>
         </w:rPr>
-        <w:t xml:space="preserve"> </w:t>
-      </w:r>
-      <w:r>
+      </w:pPr>
+    </w:p>
+    <w:p>
+      <w:pPr>
+        <w:spacing w:line="360" w:lineRule="auto"/>
         <w:rPr>
           <w:rFonts w:ascii="Times New Roman" w:hAnsi="Times New Roman" w:cs="Times New Roman"/>
           <w:sz w:val="24"/>
           <w:szCs w:val="24"/>
         </w:rPr>
-        <w:t xml:space="preserve">ani neprezentoval </w:t>
-      </w:r>
-      <w:r>
+      </w:pPr>
+    </w:p>
+    <w:p>
+      <w:pPr>
+        <w:spacing w:line="360" w:lineRule="auto"/>
         <w:rPr>
           <w:rFonts w:ascii="Times New Roman" w:hAnsi="Times New Roman" w:cs="Times New Roman"/>
           <w:sz w:val="24"/>
           <w:szCs w:val="24"/>
         </w:rPr>
-        <w:t>v</w:t>
-      </w:r>
-      <w:r>
-        <w:rPr>
-          <w:rFonts w:ascii="Times New Roman" w:hAnsi="Times New Roman" w:cs="Times New Roman"/>
+      </w:pPr>
+      <w:r>
+        <w:rPr>
+          <w:rFonts w:ascii="Times New Roman" w:hAnsi="Times New Roman" w:cs="Times New Roman"/>
+          <w:b/>
+          <w:bCs/>
           <w:sz w:val="24"/>
           <w:szCs w:val="24"/>
         </w:rPr>
-        <w:t xml:space="preserve"> </w:t>
+        <w:t>Študijný odbor</w:t>
       </w:r>
       <w:r>
         <w:rPr>
@@ -798,118 +774,51 @@
           <w:sz w:val="24"/>
           <w:szCs w:val="24"/>
         </w:rPr>
-        <w:t xml:space="preserve">žiadnej inej súťaži, ktorá je pod </w:t>
-      </w:r>
-      <w:proofErr w:type="spellStart"/>
+        <w:t>: 2573</w:t>
+      </w:r>
       <w:r>
         <w:rPr>
           <w:rFonts w:ascii="Times New Roman" w:hAnsi="Times New Roman" w:cs="Times New Roman"/>
           <w:sz w:val="24"/>
           <w:szCs w:val="24"/>
         </w:rPr>
-        <w:t>gestorstvom</w:t>
-      </w:r>
-      <w:proofErr w:type="spellEnd"/>
+        <w:t xml:space="preserve"> </w:t>
+      </w:r>
       <w:r>
         <w:rPr>
           <w:rFonts w:ascii="Times New Roman" w:hAnsi="Times New Roman" w:cs="Times New Roman"/>
           <w:sz w:val="24"/>
           <w:szCs w:val="24"/>
         </w:rPr>
-        <w:t xml:space="preserve"> </w:t>
-      </w:r>
-      <w:proofErr w:type="spellStart"/>
-      <w:r>
+        <w:t>M programovanie digitálnych technológií</w:t>
+      </w:r>
+    </w:p>
+    <w:p>
+      <w:pPr>
+        <w:spacing w:line="360" w:lineRule="auto"/>
         <w:rPr>
           <w:rFonts w:ascii="Times New Roman" w:hAnsi="Times New Roman" w:cs="Times New Roman"/>
           <w:sz w:val="24"/>
           <w:szCs w:val="24"/>
         </w:rPr>
-        <w:t>MŠVVa</w:t>
-      </w:r>
-      <w:r>
-        <w:rPr>
-          <w:rFonts w:ascii="Times New Roman" w:hAnsi="Times New Roman" w:cs="Times New Roman"/>
+      </w:pPr>
+      <w:r>
+        <w:rPr>
+          <w:rFonts w:ascii="Times New Roman" w:hAnsi="Times New Roman" w:cs="Times New Roman"/>
+          <w:b/>
+          <w:bCs/>
           <w:sz w:val="24"/>
           <w:szCs w:val="24"/>
         </w:rPr>
-        <w:t>M</w:t>
-      </w:r>
-      <w:proofErr w:type="spellEnd"/>
+        <w:t>Konzultant</w:t>
+      </w:r>
       <w:r>
         <w:rPr>
           <w:rFonts w:ascii="Times New Roman" w:hAnsi="Times New Roman" w:cs="Times New Roman"/>
           <w:sz w:val="24"/>
           <w:szCs w:val="24"/>
         </w:rPr>
-        <w:t xml:space="preserve"> SR. Som si vedomý dôsledkov, ak uvedené údaje nie sú pravdivé.</w:t>
-      </w:r>
-    </w:p>
-    <w:p>
-      <w:pPr>
-        <w:spacing w:line="360" w:lineRule="auto"/>
-        <w:rPr>
-          <w:rFonts w:ascii="Times New Roman" w:hAnsi="Times New Roman" w:cs="Times New Roman"/>
-          <w:sz w:val="24"/>
-          <w:szCs w:val="24"/>
-        </w:rPr>
-      </w:pPr>
-      <w:r>
-        <w:rPr>
-          <w:rFonts w:ascii="Times New Roman" w:hAnsi="Times New Roman" w:cs="Times New Roman"/>
-          <w:sz w:val="24"/>
-          <w:szCs w:val="24"/>
-        </w:rPr>
-        <w:tab/>
-      </w:r>
-      <w:r>
-        <w:rPr>
-          <w:rFonts w:ascii="Times New Roman" w:hAnsi="Times New Roman" w:cs="Times New Roman"/>
-          <w:sz w:val="24"/>
-          <w:szCs w:val="24"/>
-        </w:rPr>
-        <w:tab/>
-      </w:r>
-      <w:r>
-        <w:rPr>
-          <w:rFonts w:ascii="Times New Roman" w:hAnsi="Times New Roman" w:cs="Times New Roman"/>
-          <w:sz w:val="24"/>
-          <w:szCs w:val="24"/>
-        </w:rPr>
-        <w:tab/>
-      </w:r>
-      <w:r>
-        <w:rPr>
-          <w:rFonts w:ascii="Times New Roman" w:hAnsi="Times New Roman" w:cs="Times New Roman"/>
-          <w:sz w:val="24"/>
-          <w:szCs w:val="24"/>
-        </w:rPr>
-        <w:tab/>
-      </w:r>
-      <w:r>
-        <w:rPr>
-          <w:rFonts w:ascii="Times New Roman" w:hAnsi="Times New Roman" w:cs="Times New Roman"/>
-          <w:sz w:val="24"/>
-          <w:szCs w:val="24"/>
-        </w:rPr>
-        <w:tab/>
-      </w:r>
-      <w:r>
-        <w:rPr>
-          <w:rFonts w:ascii="Times New Roman" w:hAnsi="Times New Roman" w:cs="Times New Roman"/>
-          <w:sz w:val="24"/>
-          <w:szCs w:val="24"/>
-        </w:rPr>
-        <w:tab/>
-      </w:r>
-      <w:r>
-        <w:rPr>
-          <w:rFonts w:ascii="Times New Roman" w:hAnsi="Times New Roman" w:cs="Times New Roman"/>
-          <w:sz w:val="24"/>
-          <w:szCs w:val="24"/>
-        </w:rPr>
-        <w:tab/>
-        <w:t>.........................................................</w:t>
+        <w:t>: Ing. Dominik Zatkalík, PhD.</w:t>
       </w:r>
     </w:p>
     <w:p>
@@ -928,7 +837,7 @@
           <w:sz w:val="24"/>
           <w:szCs w:val="24"/>
         </w:rPr>
-        <w:t>V</w:t>
+        <w:t>Bratislava</w:t>
       </w:r>
       <w:r>
         <w:rPr>
@@ -936,7 +845,7 @@
           <w:sz w:val="24"/>
           <w:szCs w:val="24"/>
         </w:rPr>
-        <w:t xml:space="preserve"> </w:t>
+        <w:tab/>
       </w:r>
       <w:r>
         <w:rPr>
@@ -944,7 +853,7 @@
           <w:sz w:val="24"/>
           <w:szCs w:val="24"/>
         </w:rPr>
-        <w:t>Bratislave,</w:t>
+        <w:tab/>
       </w:r>
       <w:r>
         <w:rPr>
@@ -952,7 +861,7 @@
           <w:sz w:val="24"/>
           <w:szCs w:val="24"/>
         </w:rPr>
-        <w:t xml:space="preserve"> 22. 01. 2026</w:t>
+        <w:tab/>
       </w:r>
       <w:r>
         <w:rPr>
@@ -992,35 +901,147 @@
           <w:sz w:val="24"/>
           <w:szCs w:val="24"/>
         </w:rPr>
+        <w:tab/>
         <w:t>Matúš Lupták</w:t>
       </w:r>
-    </w:p>
-    <w:p>
-      <w:pPr>
-        <w:spacing w:line="360" w:lineRule="auto"/>
+      <w:r>
         <w:rPr>
           <w:rFonts w:ascii="Times New Roman" w:hAnsi="Times New Roman" w:cs="Times New Roman"/>
           <w:sz w:val="24"/>
           <w:szCs w:val="24"/>
         </w:rPr>
-      </w:pPr>
-    </w:p>
-    <w:p>
-      <w:pPr>
+        <w:tab/>
+      </w:r>
+      <w:r>
         <w:rPr>
           <w:rFonts w:ascii="Times New Roman" w:hAnsi="Times New Roman" w:cs="Times New Roman"/>
           <w:sz w:val="24"/>
           <w:szCs w:val="24"/>
         </w:rPr>
-      </w:pPr>
-      <w:r>
+        <w:tab/>
+      </w:r>
+    </w:p>
+    <w:p>
+      <w:pPr>
+        <w:spacing w:line="360" w:lineRule="auto"/>
         <w:rPr>
           <w:rFonts w:ascii="Times New Roman" w:hAnsi="Times New Roman" w:cs="Times New Roman"/>
           <w:sz w:val="24"/>
           <w:szCs w:val="24"/>
         </w:rPr>
-        <w:br w:type="page"/>
-      </w:r>
+      </w:pPr>
+      <w:r>
+        <w:rPr>
+          <w:rFonts w:ascii="Times New Roman" w:hAnsi="Times New Roman" w:cs="Times New Roman"/>
+          <w:sz w:val="24"/>
+          <w:szCs w:val="24"/>
+        </w:rPr>
+        <w:t>2025/26</w:t>
+      </w:r>
+      <w:r>
+        <w:rPr>
+          <w:rFonts w:ascii="Times New Roman" w:hAnsi="Times New Roman" w:cs="Times New Roman"/>
+          <w:sz w:val="24"/>
+          <w:szCs w:val="24"/>
+        </w:rPr>
+        <w:tab/>
+      </w:r>
+      <w:r>
+        <w:rPr>
+          <w:rFonts w:ascii="Times New Roman" w:hAnsi="Times New Roman" w:cs="Times New Roman"/>
+          <w:sz w:val="24"/>
+          <w:szCs w:val="24"/>
+        </w:rPr>
+        <w:tab/>
+      </w:r>
+      <w:r>
+        <w:rPr>
+          <w:rFonts w:ascii="Times New Roman" w:hAnsi="Times New Roman" w:cs="Times New Roman"/>
+          <w:sz w:val="24"/>
+          <w:szCs w:val="24"/>
+        </w:rPr>
+        <w:tab/>
+      </w:r>
+      <w:r>
+        <w:rPr>
+          <w:rFonts w:ascii="Times New Roman" w:hAnsi="Times New Roman" w:cs="Times New Roman"/>
+          <w:sz w:val="24"/>
+          <w:szCs w:val="24"/>
+        </w:rPr>
+        <w:tab/>
+      </w:r>
+      <w:r>
+        <w:rPr>
+          <w:rFonts w:ascii="Times New Roman" w:hAnsi="Times New Roman" w:cs="Times New Roman"/>
+          <w:sz w:val="24"/>
+          <w:szCs w:val="24"/>
+        </w:rPr>
+        <w:tab/>
+      </w:r>
+      <w:r>
+        <w:rPr>
+          <w:rFonts w:ascii="Times New Roman" w:hAnsi="Times New Roman" w:cs="Times New Roman"/>
+          <w:sz w:val="24"/>
+          <w:szCs w:val="24"/>
+        </w:rPr>
+        <w:tab/>
+      </w:r>
+      <w:r>
+        <w:rPr>
+          <w:rFonts w:ascii="Times New Roman" w:hAnsi="Times New Roman" w:cs="Times New Roman"/>
+          <w:sz w:val="24"/>
+          <w:szCs w:val="24"/>
+        </w:rPr>
+        <w:tab/>
+      </w:r>
+      <w:r>
+        <w:rPr>
+          <w:rFonts w:ascii="Times New Roman" w:hAnsi="Times New Roman" w:cs="Times New Roman"/>
+          <w:sz w:val="24"/>
+          <w:szCs w:val="24"/>
+        </w:rPr>
+        <w:tab/>
+        <w:t>Ročník štúdia: 4.</w:t>
+      </w:r>
+    </w:p>
+    <w:p>
+      <w:pPr>
+        <w:rPr>
+          <w:rFonts w:ascii="Times New Roman" w:hAnsi="Times New Roman" w:cs="Times New Roman"/>
+          <w:sz w:val="24"/>
+          <w:szCs w:val="24"/>
+        </w:rPr>
+      </w:pPr>
+    </w:p>
+    <w:p>
+      <w:pPr>
+        <w:spacing w:line="360" w:lineRule="auto"/>
+        <w:rPr>
+          <w:rFonts w:ascii="Times New Roman" w:hAnsi="Times New Roman" w:cs="Times New Roman"/>
+          <w:sz w:val="24"/>
+          <w:szCs w:val="24"/>
+        </w:rPr>
+      </w:pPr>
+    </w:p>
+    <w:p>
+      <w:pPr>
+        <w:spacing w:line="360" w:lineRule="auto"/>
+        <w:rPr>
+          <w:rFonts w:ascii="Times New Roman" w:hAnsi="Times New Roman" w:cs="Times New Roman"/>
+          <w:sz w:val="24"/>
+          <w:szCs w:val="24"/>
+        </w:rPr>
+      </w:pPr>
+    </w:p>
+    <w:p>
+      <w:pPr>
+        <w:spacing w:line="360" w:lineRule="auto"/>
+        <w:rPr>
+          <w:rFonts w:ascii="Times New Roman" w:hAnsi="Times New Roman" w:cs="Times New Roman"/>
+          <w:sz w:val="24"/>
+          <w:szCs w:val="24"/>
+        </w:rPr>
+      </w:pPr>
     </w:p>
     <w:p>
       <w:pPr>
@@ -1171,7 +1192,7 @@
           <w:sz w:val="28"/>
           <w:szCs w:val="28"/>
         </w:rPr>
-        <w:t>Poďakovanie</w:t>
+        <w:t>Čestné vyhlásenie</w:t>
       </w:r>
     </w:p>
     <w:p>
@@ -1190,7 +1211,7 @@
           <w:sz w:val="24"/>
           <w:szCs w:val="24"/>
         </w:rPr>
-        <w:t>Rád by som sa touto cestou poďakoval svojmu</w:t>
+        <w:t xml:space="preserve">Vyhlasujem, že </w:t>
       </w:r>
       <w:r>
         <w:rPr>
@@ -1198,7 +1219,7 @@
           <w:sz w:val="24"/>
           <w:szCs w:val="24"/>
         </w:rPr>
-        <w:t xml:space="preserve"> konzultantovi</w:t>
+        <w:t xml:space="preserve">komplexnú odbornú maturitnú prácu na </w:t>
       </w:r>
       <w:r>
         <w:rPr>
@@ -1206,7 +1227,7 @@
           <w:sz w:val="24"/>
           <w:szCs w:val="24"/>
         </w:rPr>
-        <w:t xml:space="preserve"> Ing.</w:t>
+        <w:t xml:space="preserve">tému </w:t>
       </w:r>
       <w:r>
         <w:rPr>
@@ -1214,7 +1235,7 @@
           <w:sz w:val="24"/>
           <w:szCs w:val="24"/>
         </w:rPr>
-        <w:t xml:space="preserve"> </w:t>
+        <w:t>DanceHub</w:t>
       </w:r>
       <w:r>
         <w:rPr>
@@ -1222,18 +1243,493 @@
           <w:sz w:val="24"/>
           <w:szCs w:val="24"/>
         </w:rPr>
-        <w:t xml:space="preserve">Dominikovi </w:t>
-      </w:r>
-      <w:proofErr w:type="spellStart"/>
+        <w:t xml:space="preserve">, som vypracoval samostatne, </w:t>
+      </w:r>
       <w:r>
         <w:rPr>
           <w:rFonts w:ascii="Times New Roman" w:hAnsi="Times New Roman" w:cs="Times New Roman"/>
           <w:sz w:val="24"/>
           <w:szCs w:val="24"/>
         </w:rPr>
-        <w:t>Zatkalíkovi</w:t>
-      </w:r>
-      <w:proofErr w:type="spellEnd"/>
+        <w:t>s</w:t>
+      </w:r>
+      <w:r>
+        <w:rPr>
+          <w:rFonts w:ascii="Times New Roman" w:hAnsi="Times New Roman" w:cs="Times New Roman"/>
+          <w:sz w:val="24"/>
+          <w:szCs w:val="24"/>
+        </w:rPr>
+        <w:t xml:space="preserve"> </w:t>
+      </w:r>
+      <w:r>
+        <w:rPr>
+          <w:rFonts w:ascii="Times New Roman" w:hAnsi="Times New Roman" w:cs="Times New Roman"/>
+          <w:sz w:val="24"/>
+          <w:szCs w:val="24"/>
+        </w:rPr>
+        <w:t xml:space="preserve">použitím uvedených literárnych zdrojov. Prácu som neprihlásil </w:t>
+      </w:r>
+      <w:r>
+        <w:rPr>
+          <w:rFonts w:ascii="Times New Roman" w:hAnsi="Times New Roman" w:cs="Times New Roman"/>
+          <w:sz w:val="24"/>
+          <w:szCs w:val="24"/>
+        </w:rPr>
+        <w:t>a</w:t>
+      </w:r>
+      <w:r>
+        <w:rPr>
+          <w:rFonts w:ascii="Times New Roman" w:hAnsi="Times New Roman" w:cs="Times New Roman"/>
+          <w:sz w:val="24"/>
+          <w:szCs w:val="24"/>
+        </w:rPr>
+        <w:t xml:space="preserve"> </w:t>
+      </w:r>
+      <w:r>
+        <w:rPr>
+          <w:rFonts w:ascii="Times New Roman" w:hAnsi="Times New Roman" w:cs="Times New Roman"/>
+          <w:sz w:val="24"/>
+          <w:szCs w:val="24"/>
+        </w:rPr>
+        <w:t xml:space="preserve">ani neprezentoval </w:t>
+      </w:r>
+      <w:r>
+        <w:rPr>
+          <w:rFonts w:ascii="Times New Roman" w:hAnsi="Times New Roman" w:cs="Times New Roman"/>
+          <w:sz w:val="24"/>
+          <w:szCs w:val="24"/>
+        </w:rPr>
+        <w:t>v</w:t>
+      </w:r>
+      <w:r>
+        <w:rPr>
+          <w:rFonts w:ascii="Times New Roman" w:hAnsi="Times New Roman" w:cs="Times New Roman"/>
+          <w:sz w:val="24"/>
+          <w:szCs w:val="24"/>
+        </w:rPr>
+        <w:t xml:space="preserve"> </w:t>
+      </w:r>
+      <w:r>
+        <w:rPr>
+          <w:rFonts w:ascii="Times New Roman" w:hAnsi="Times New Roman" w:cs="Times New Roman"/>
+          <w:sz w:val="24"/>
+          <w:szCs w:val="24"/>
+        </w:rPr>
+        <w:t>žiadnej inej súťaži, ktorá je pod gestorstvom MŠVVa</w:t>
+      </w:r>
+      <w:r>
+        <w:rPr>
+          <w:rFonts w:ascii="Times New Roman" w:hAnsi="Times New Roman" w:cs="Times New Roman"/>
+          <w:sz w:val="24"/>
+          <w:szCs w:val="24"/>
+        </w:rPr>
+        <w:t>M</w:t>
+      </w:r>
+      <w:r>
+        <w:rPr>
+          <w:rFonts w:ascii="Times New Roman" w:hAnsi="Times New Roman" w:cs="Times New Roman"/>
+          <w:sz w:val="24"/>
+          <w:szCs w:val="24"/>
+        </w:rPr>
+        <w:t xml:space="preserve"> SR. Som si vedomý dôsledkov, ak uvedené údaje nie sú pravdivé.</w:t>
+      </w:r>
+    </w:p>
+    <w:p>
+      <w:pPr>
+        <w:spacing w:line="360" w:lineRule="auto"/>
+        <w:rPr>
+          <w:rFonts w:ascii="Times New Roman" w:hAnsi="Times New Roman" w:cs="Times New Roman"/>
+          <w:sz w:val="24"/>
+          <w:szCs w:val="24"/>
+        </w:rPr>
+      </w:pPr>
+      <w:r>
+        <w:rPr>
+          <w:rFonts w:ascii="Times New Roman" w:hAnsi="Times New Roman" w:cs="Times New Roman"/>
+          <w:sz w:val="24"/>
+          <w:szCs w:val="24"/>
+        </w:rPr>
+        <w:tab/>
+      </w:r>
+      <w:r>
+        <w:rPr>
+          <w:rFonts w:ascii="Times New Roman" w:hAnsi="Times New Roman" w:cs="Times New Roman"/>
+          <w:sz w:val="24"/>
+          <w:szCs w:val="24"/>
+        </w:rPr>
+        <w:tab/>
+      </w:r>
+      <w:r>
+        <w:rPr>
+          <w:rFonts w:ascii="Times New Roman" w:hAnsi="Times New Roman" w:cs="Times New Roman"/>
+          <w:sz w:val="24"/>
+          <w:szCs w:val="24"/>
+        </w:rPr>
+        <w:tab/>
+      </w:r>
+      <w:r>
+        <w:rPr>
+          <w:rFonts w:ascii="Times New Roman" w:hAnsi="Times New Roman" w:cs="Times New Roman"/>
+          <w:sz w:val="24"/>
+          <w:szCs w:val="24"/>
+        </w:rPr>
+        <w:tab/>
+      </w:r>
+      <w:r>
+        <w:rPr>
+          <w:rFonts w:ascii="Times New Roman" w:hAnsi="Times New Roman" w:cs="Times New Roman"/>
+          <w:sz w:val="24"/>
+          <w:szCs w:val="24"/>
+        </w:rPr>
+        <w:tab/>
+      </w:r>
+      <w:r>
+        <w:rPr>
+          <w:rFonts w:ascii="Times New Roman" w:hAnsi="Times New Roman" w:cs="Times New Roman"/>
+          <w:sz w:val="24"/>
+          <w:szCs w:val="24"/>
+        </w:rPr>
+        <w:tab/>
+      </w:r>
+      <w:r>
+        <w:rPr>
+          <w:rFonts w:ascii="Times New Roman" w:hAnsi="Times New Roman" w:cs="Times New Roman"/>
+          <w:sz w:val="24"/>
+          <w:szCs w:val="24"/>
+        </w:rPr>
+        <w:tab/>
+        <w:t>.........................................................</w:t>
+      </w:r>
+    </w:p>
+    <w:p>
+      <w:pPr>
+        <w:spacing w:line="360" w:lineRule="auto"/>
+        <w:rPr>
+          <w:rFonts w:ascii="Times New Roman" w:hAnsi="Times New Roman" w:cs="Times New Roman"/>
+          <w:sz w:val="24"/>
+          <w:szCs w:val="24"/>
+          <w:lang w:val="en-US"/>
+        </w:rPr>
+      </w:pPr>
+      <w:r>
+        <w:rPr>
+          <w:rFonts w:ascii="Times New Roman" w:hAnsi="Times New Roman" w:cs="Times New Roman"/>
+          <w:sz w:val="24"/>
+          <w:szCs w:val="24"/>
+        </w:rPr>
+        <w:t>V</w:t>
+      </w:r>
+      <w:r>
+        <w:rPr>
+          <w:rFonts w:ascii="Times New Roman" w:hAnsi="Times New Roman" w:cs="Times New Roman"/>
+          <w:sz w:val="24"/>
+          <w:szCs w:val="24"/>
+        </w:rPr>
+        <w:t xml:space="preserve"> </w:t>
+      </w:r>
+      <w:r>
+        <w:rPr>
+          <w:rFonts w:ascii="Times New Roman" w:hAnsi="Times New Roman" w:cs="Times New Roman"/>
+          <w:sz w:val="24"/>
+          <w:szCs w:val="24"/>
+        </w:rPr>
+        <w:t>Bratislave,</w:t>
+      </w:r>
+      <w:r>
+        <w:rPr>
+          <w:rFonts w:ascii="Times New Roman" w:hAnsi="Times New Roman" w:cs="Times New Roman"/>
+          <w:sz w:val="24"/>
+          <w:szCs w:val="24"/>
+        </w:rPr>
+        <w:t xml:space="preserve"> 2</w:t>
+      </w:r>
+      <w:r>
+        <w:rPr>
+          <w:rFonts w:ascii="Times New Roman" w:hAnsi="Times New Roman" w:cs="Times New Roman"/>
+          <w:sz w:val="24"/>
+          <w:szCs w:val="24"/>
+        </w:rPr>
+        <w:t>3</w:t>
+      </w:r>
+      <w:r>
+        <w:rPr>
+          <w:rFonts w:ascii="Times New Roman" w:hAnsi="Times New Roman" w:cs="Times New Roman"/>
+          <w:sz w:val="24"/>
+          <w:szCs w:val="24"/>
+        </w:rPr>
+        <w:t>. 01. 2026</w:t>
+      </w:r>
+      <w:r>
+        <w:rPr>
+          <w:rFonts w:ascii="Times New Roman" w:hAnsi="Times New Roman" w:cs="Times New Roman"/>
+          <w:sz w:val="24"/>
+          <w:szCs w:val="24"/>
+        </w:rPr>
+        <w:tab/>
+      </w:r>
+      <w:r>
+        <w:rPr>
+          <w:rFonts w:ascii="Times New Roman" w:hAnsi="Times New Roman" w:cs="Times New Roman"/>
+          <w:sz w:val="24"/>
+          <w:szCs w:val="24"/>
+        </w:rPr>
+        <w:tab/>
+      </w:r>
+      <w:r>
+        <w:rPr>
+          <w:rFonts w:ascii="Times New Roman" w:hAnsi="Times New Roman" w:cs="Times New Roman"/>
+          <w:sz w:val="24"/>
+          <w:szCs w:val="24"/>
+        </w:rPr>
+        <w:tab/>
+      </w:r>
+      <w:r>
+        <w:rPr>
+          <w:rFonts w:ascii="Times New Roman" w:hAnsi="Times New Roman" w:cs="Times New Roman"/>
+          <w:sz w:val="24"/>
+          <w:szCs w:val="24"/>
+        </w:rPr>
+        <w:tab/>
+      </w:r>
+      <w:r>
+        <w:rPr>
+          <w:rFonts w:ascii="Times New Roman" w:hAnsi="Times New Roman" w:cs="Times New Roman"/>
+          <w:sz w:val="24"/>
+          <w:szCs w:val="24"/>
+        </w:rPr>
+        <w:t>Matúš Lupták</w:t>
+      </w:r>
+    </w:p>
+    <w:p>
+      <w:pPr>
+        <w:spacing w:line="360" w:lineRule="auto"/>
+        <w:rPr>
+          <w:rFonts w:ascii="Times New Roman" w:hAnsi="Times New Roman" w:cs="Times New Roman"/>
+          <w:sz w:val="24"/>
+          <w:szCs w:val="24"/>
+        </w:rPr>
+      </w:pPr>
+    </w:p>
+    <w:p>
+      <w:pPr>
+        <w:rPr>
+          <w:rFonts w:ascii="Times New Roman" w:hAnsi="Times New Roman" w:cs="Times New Roman"/>
+          <w:sz w:val="24"/>
+          <w:szCs w:val="24"/>
+        </w:rPr>
+      </w:pPr>
+      <w:r>
+        <w:rPr>
+          <w:rFonts w:ascii="Times New Roman" w:hAnsi="Times New Roman" w:cs="Times New Roman"/>
+          <w:sz w:val="24"/>
+          <w:szCs w:val="24"/>
+        </w:rPr>
+        <w:lastRenderedPageBreak/>
+        <w:br w:type="page"/>
+      </w:r>
+    </w:p>
+    <w:p>
+      <w:pPr>
+        <w:spacing w:line="360" w:lineRule="auto"/>
+        <w:rPr>
+          <w:rFonts w:ascii="Times New Roman" w:hAnsi="Times New Roman" w:cs="Times New Roman"/>
+          <w:sz w:val="24"/>
+          <w:szCs w:val="24"/>
+        </w:rPr>
+      </w:pPr>
+    </w:p>
+    <w:p>
+      <w:pPr>
+        <w:spacing w:line="360" w:lineRule="auto"/>
+        <w:rPr>
+          <w:rFonts w:ascii="Times New Roman" w:hAnsi="Times New Roman" w:cs="Times New Roman"/>
+          <w:sz w:val="24"/>
+          <w:szCs w:val="24"/>
+        </w:rPr>
+      </w:pPr>
+    </w:p>
+    <w:p>
+      <w:pPr>
+        <w:spacing w:line="360" w:lineRule="auto"/>
+        <w:rPr>
+          <w:rFonts w:ascii="Times New Roman" w:hAnsi="Times New Roman" w:cs="Times New Roman"/>
+          <w:sz w:val="24"/>
+          <w:szCs w:val="24"/>
+        </w:rPr>
+      </w:pPr>
+    </w:p>
+    <w:p>
+      <w:pPr>
+        <w:spacing w:line="360" w:lineRule="auto"/>
+        <w:rPr>
+          <w:rFonts w:ascii="Times New Roman" w:hAnsi="Times New Roman" w:cs="Times New Roman"/>
+          <w:sz w:val="24"/>
+          <w:szCs w:val="24"/>
+        </w:rPr>
+      </w:pPr>
+    </w:p>
+    <w:p>
+      <w:pPr>
+        <w:spacing w:line="360" w:lineRule="auto"/>
+        <w:rPr>
+          <w:rFonts w:ascii="Times New Roman" w:hAnsi="Times New Roman" w:cs="Times New Roman"/>
+          <w:sz w:val="24"/>
+          <w:szCs w:val="24"/>
+        </w:rPr>
+      </w:pPr>
+    </w:p>
+    <w:p>
+      <w:pPr>
+        <w:spacing w:line="360" w:lineRule="auto"/>
+        <w:rPr>
+          <w:rFonts w:ascii="Times New Roman" w:hAnsi="Times New Roman" w:cs="Times New Roman"/>
+          <w:sz w:val="24"/>
+          <w:szCs w:val="24"/>
+        </w:rPr>
+      </w:pPr>
+    </w:p>
+    <w:p>
+      <w:pPr>
+        <w:spacing w:line="360" w:lineRule="auto"/>
+        <w:rPr>
+          <w:rFonts w:ascii="Times New Roman" w:hAnsi="Times New Roman" w:cs="Times New Roman"/>
+          <w:sz w:val="24"/>
+          <w:szCs w:val="24"/>
+        </w:rPr>
+      </w:pPr>
+    </w:p>
+    <w:p>
+      <w:pPr>
+        <w:spacing w:line="360" w:lineRule="auto"/>
+        <w:rPr>
+          <w:rFonts w:ascii="Times New Roman" w:hAnsi="Times New Roman" w:cs="Times New Roman"/>
+          <w:sz w:val="24"/>
+          <w:szCs w:val="24"/>
+        </w:rPr>
+      </w:pPr>
+    </w:p>
+    <w:p>
+      <w:pPr>
+        <w:spacing w:line="360" w:lineRule="auto"/>
+        <w:rPr>
+          <w:rFonts w:ascii="Times New Roman" w:hAnsi="Times New Roman" w:cs="Times New Roman"/>
+          <w:sz w:val="24"/>
+          <w:szCs w:val="24"/>
+        </w:rPr>
+      </w:pPr>
+    </w:p>
+    <w:p>
+      <w:pPr>
+        <w:spacing w:line="360" w:lineRule="auto"/>
+        <w:rPr>
+          <w:rFonts w:ascii="Times New Roman" w:hAnsi="Times New Roman" w:cs="Times New Roman"/>
+          <w:sz w:val="24"/>
+          <w:szCs w:val="24"/>
+        </w:rPr>
+      </w:pPr>
+    </w:p>
+    <w:p>
+      <w:pPr>
+        <w:spacing w:line="360" w:lineRule="auto"/>
+        <w:rPr>
+          <w:rFonts w:ascii="Times New Roman" w:hAnsi="Times New Roman" w:cs="Times New Roman"/>
+          <w:sz w:val="24"/>
+          <w:szCs w:val="24"/>
+        </w:rPr>
+      </w:pPr>
+    </w:p>
+    <w:p>
+      <w:pPr>
+        <w:spacing w:line="360" w:lineRule="auto"/>
+        <w:rPr>
+          <w:rFonts w:ascii="Times New Roman" w:hAnsi="Times New Roman" w:cs="Times New Roman"/>
+          <w:sz w:val="24"/>
+          <w:szCs w:val="24"/>
+        </w:rPr>
+      </w:pPr>
+    </w:p>
+    <w:p>
+      <w:pPr>
+        <w:spacing w:line="360" w:lineRule="auto"/>
+        <w:rPr>
+          <w:rFonts w:ascii="Times New Roman" w:hAnsi="Times New Roman" w:cs="Times New Roman"/>
+          <w:sz w:val="24"/>
+          <w:szCs w:val="24"/>
+        </w:rPr>
+      </w:pPr>
+    </w:p>
+    <w:p>
+      <w:pPr>
+        <w:spacing w:line="360" w:lineRule="auto"/>
+        <w:rPr>
+          <w:rFonts w:ascii="Times New Roman" w:hAnsi="Times New Roman" w:cs="Times New Roman"/>
+          <w:b/>
+          <w:bCs/>
+          <w:sz w:val="28"/>
+          <w:szCs w:val="28"/>
+        </w:rPr>
+      </w:pPr>
+      <w:r>
+        <w:rPr>
+          <w:rFonts w:ascii="Times New Roman" w:hAnsi="Times New Roman" w:cs="Times New Roman"/>
+          <w:b/>
+          <w:bCs/>
+          <w:sz w:val="28"/>
+          <w:szCs w:val="28"/>
+        </w:rPr>
+        <w:t>Poďakovanie</w:t>
+      </w:r>
+    </w:p>
+    <w:p>
+      <w:pPr>
+        <w:spacing w:line="360" w:lineRule="auto"/>
+        <w:jc w:val="both"/>
+        <w:rPr>
+          <w:rFonts w:ascii="Times New Roman" w:hAnsi="Times New Roman" w:cs="Times New Roman"/>
+          <w:sz w:val="24"/>
+          <w:szCs w:val="24"/>
+        </w:rPr>
+      </w:pPr>
+      <w:r>
+        <w:rPr>
+          <w:rFonts w:ascii="Times New Roman" w:hAnsi="Times New Roman" w:cs="Times New Roman"/>
+          <w:sz w:val="24"/>
+          <w:szCs w:val="24"/>
+        </w:rPr>
+        <w:t>Rád by som sa touto cestou poďakoval svojmu</w:t>
+      </w:r>
+      <w:r>
+        <w:rPr>
+          <w:rFonts w:ascii="Times New Roman" w:hAnsi="Times New Roman" w:cs="Times New Roman"/>
+          <w:sz w:val="24"/>
+          <w:szCs w:val="24"/>
+        </w:rPr>
+        <w:t xml:space="preserve"> konzultantovi</w:t>
+      </w:r>
+      <w:r>
+        <w:rPr>
+          <w:rFonts w:ascii="Times New Roman" w:hAnsi="Times New Roman" w:cs="Times New Roman"/>
+          <w:sz w:val="24"/>
+          <w:szCs w:val="24"/>
+        </w:rPr>
+        <w:t xml:space="preserve"> Ing.</w:t>
+      </w:r>
+      <w:r>
+        <w:rPr>
+          <w:rFonts w:ascii="Times New Roman" w:hAnsi="Times New Roman" w:cs="Times New Roman"/>
+          <w:sz w:val="24"/>
+          <w:szCs w:val="24"/>
+        </w:rPr>
+        <w:t xml:space="preserve"> </w:t>
+      </w:r>
+      <w:r>
+        <w:rPr>
+          <w:rFonts w:ascii="Times New Roman" w:hAnsi="Times New Roman" w:cs="Times New Roman"/>
+          <w:sz w:val="24"/>
+          <w:szCs w:val="24"/>
+        </w:rPr>
+        <w:t>Dominikovi Zatkalíkovi</w:t>
+      </w:r>
       <w:r>
         <w:rPr>
           <w:rFonts w:ascii="Times New Roman" w:hAnsi="Times New Roman" w:cs="Times New Roman"/>
@@ -1331,11 +1827,9 @@
       <w:r>
         <w:t xml:space="preserve"> </w:t>
       </w:r>
-      <w:proofErr w:type="spellStart"/>
       <w:r>
         <w:t>DanceHub</w:t>
       </w:r>
-      <w:proofErr w:type="spellEnd"/>
       <w:r>
         <w:t xml:space="preserve"> </w:t>
       </w:r>
@@ -1492,40 +1986,14 @@
       <w:r>
         <w:t xml:space="preserve"> </w:t>
       </w:r>
-      <w:proofErr w:type="spellStart"/>
-      <w:r>
-        <w:t>React</w:t>
-      </w:r>
-      <w:proofErr w:type="spellEnd"/>
-      <w:r>
-        <w:t xml:space="preserve">, Next.js, </w:t>
-      </w:r>
-      <w:proofErr w:type="spellStart"/>
-      <w:r>
-        <w:t>TypeScript</w:t>
-      </w:r>
-      <w:proofErr w:type="spellEnd"/>
-      <w:r>
-        <w:t xml:space="preserve">, </w:t>
-      </w:r>
-      <w:proofErr w:type="spellStart"/>
-      <w:r>
-        <w:t>Tailwind</w:t>
-      </w:r>
-      <w:proofErr w:type="spellEnd"/>
-      <w:r>
-        <w:t xml:space="preserve"> </w:t>
-      </w:r>
-      <w:r>
-        <w:t xml:space="preserve">CSS, </w:t>
-      </w:r>
-      <w:proofErr w:type="spellStart"/>
-      <w:r>
-        <w:t>MongoDB</w:t>
-      </w:r>
-      <w:proofErr w:type="spellEnd"/>
-      <w:r>
-        <w:t xml:space="preserve"> </w:t>
+      <w:r>
+        <w:t>React, Next.js, TypeScript, Tailwind</w:t>
+      </w:r>
+      <w:r>
+        <w:t xml:space="preserve"> </w:t>
+      </w:r>
+      <w:r>
+        <w:t xml:space="preserve">CSS, MongoDB </w:t>
       </w:r>
       <w:r>
         <w:t>a</w:t>
@@ -1671,21 +2139,8 @@
         <w:t>A</w:t>
       </w:r>
       <w:r>
-        <w:t xml:space="preserve">lgoritmus, </w:t>
-      </w:r>
-      <w:proofErr w:type="spellStart"/>
-      <w:r>
-        <w:t>React</w:t>
-      </w:r>
-      <w:proofErr w:type="spellEnd"/>
-      <w:r>
-        <w:t xml:space="preserve">, Next.js, </w:t>
-      </w:r>
-      <w:proofErr w:type="spellStart"/>
-      <w:r>
-        <w:t>MongoDB</w:t>
-      </w:r>
-      <w:proofErr w:type="spellEnd"/>
+        <w:t>lgoritmus, React, Next.js, MongoDB</w:t>
+      </w:r>
       <w:r>
         <w:t xml:space="preserve">, </w:t>
       </w:r>
@@ -1704,7 +2159,6 @@
           <w:szCs w:val="24"/>
         </w:rPr>
       </w:pPr>
-      <w:proofErr w:type="spellStart"/>
       <w:r>
         <w:rPr>
           <w:b/>
@@ -1714,214 +2168,95 @@
         </w:rPr>
         <w:t>Abstract</w:t>
       </w:r>
-      <w:proofErr w:type="spellEnd"/>
     </w:p>
     <w:p>
       <w:pPr>
         <w:pStyle w:val="text"/>
       </w:pPr>
-      <w:proofErr w:type="spellStart"/>
       <w:r>
         <w:t>This</w:t>
       </w:r>
-      <w:proofErr w:type="spellEnd"/>
-      <w:r>
-        <w:t xml:space="preserve"> </w:t>
-      </w:r>
-      <w:proofErr w:type="spellStart"/>
+      <w:r>
+        <w:t xml:space="preserve"> </w:t>
+      </w:r>
       <w:r>
         <w:t>thesis</w:t>
       </w:r>
-      <w:proofErr w:type="spellEnd"/>
-      <w:r>
-        <w:t xml:space="preserve"> </w:t>
-      </w:r>
-      <w:proofErr w:type="spellStart"/>
-      <w:r>
-        <w:t>deals</w:t>
-      </w:r>
-      <w:proofErr w:type="spellEnd"/>
-      <w:r>
-        <w:t xml:space="preserve"> </w:t>
-      </w:r>
-      <w:proofErr w:type="spellStart"/>
-      <w:r>
-        <w:t>with</w:t>
-      </w:r>
-      <w:proofErr w:type="spellEnd"/>
-      <w:r>
-        <w:t xml:space="preserve"> </w:t>
-      </w:r>
-      <w:proofErr w:type="spellStart"/>
+      <w:r>
+        <w:t xml:space="preserve"> </w:t>
+      </w:r>
+      <w:r>
+        <w:t>deals with the design</w:t>
+      </w:r>
+      <w:r>
+        <w:t xml:space="preserve"> </w:t>
+      </w:r>
+      <w:r>
+        <w:t>and</w:t>
+      </w:r>
+      <w:r>
+        <w:t xml:space="preserve"> </w:t>
+      </w:r>
+      <w:r>
+        <w:t>implementation of</w:t>
+      </w:r>
+      <w:r>
+        <w:t xml:space="preserve"> </w:t>
+      </w:r>
+      <w:r>
+        <w:t xml:space="preserve">DanceHub, </w:t>
+      </w:r>
+      <w:r>
+        <w:t>a</w:t>
+      </w:r>
+      <w:r>
+        <w:t xml:space="preserve"> </w:t>
+      </w:r>
+      <w:r>
+        <w:t>web application</w:t>
+      </w:r>
+      <w:r>
+        <w:t xml:space="preserve"> </w:t>
+      </w:r>
+      <w:r>
+        <w:t>for</w:t>
+      </w:r>
+      <w:r>
+        <w:t xml:space="preserve"> </w:t>
+      </w:r>
+      <w:r>
+        <w:t>managing pair-dance</w:t>
+      </w:r>
+      <w:r>
+        <w:t xml:space="preserve"> </w:t>
+      </w:r>
+      <w:r>
+        <w:t>club</w:t>
+      </w:r>
+      <w:r>
+        <w:t xml:space="preserve"> </w:t>
+      </w:r>
+      <w:r>
+        <w:t>activities. It analyses</w:t>
+      </w:r>
+      <w:r>
+        <w:t xml:space="preserve"> </w:t>
+      </w:r>
       <w:r>
         <w:t>the</w:t>
       </w:r>
-      <w:proofErr w:type="spellEnd"/>
-      <w:r>
-        <w:t xml:space="preserve"> design</w:t>
-      </w:r>
-      <w:r>
-        <w:t xml:space="preserve"> </w:t>
-      </w:r>
-      <w:r>
-        <w:t>and</w:t>
-      </w:r>
-      <w:r>
-        <w:t xml:space="preserve"> </w:t>
-      </w:r>
-      <w:proofErr w:type="spellStart"/>
-      <w:r>
-        <w:t>implementation</w:t>
-      </w:r>
-      <w:proofErr w:type="spellEnd"/>
-      <w:r>
-        <w:t xml:space="preserve"> of</w:t>
-      </w:r>
-      <w:r>
-        <w:t xml:space="preserve"> </w:t>
-      </w:r>
-      <w:proofErr w:type="spellStart"/>
-      <w:r>
-        <w:t>DanceHub</w:t>
-      </w:r>
-      <w:proofErr w:type="spellEnd"/>
-      <w:r>
-        <w:t xml:space="preserve">, </w:t>
-      </w:r>
-      <w:r>
-        <w:t>a</w:t>
-      </w:r>
-      <w:r>
-        <w:t xml:space="preserve"> </w:t>
-      </w:r>
-      <w:r>
-        <w:t xml:space="preserve">web </w:t>
-      </w:r>
-      <w:proofErr w:type="spellStart"/>
-      <w:r>
-        <w:t>application</w:t>
-      </w:r>
-      <w:proofErr w:type="spellEnd"/>
-      <w:r>
-        <w:t xml:space="preserve"> </w:t>
-      </w:r>
-      <w:proofErr w:type="spellStart"/>
-      <w:r>
-        <w:t>for</w:t>
-      </w:r>
-      <w:proofErr w:type="spellEnd"/>
-      <w:r>
-        <w:t xml:space="preserve"> </w:t>
-      </w:r>
-      <w:proofErr w:type="spellStart"/>
-      <w:r>
-        <w:t>managing</w:t>
-      </w:r>
-      <w:proofErr w:type="spellEnd"/>
-      <w:r>
-        <w:t xml:space="preserve"> </w:t>
-      </w:r>
-      <w:proofErr w:type="spellStart"/>
-      <w:r>
-        <w:t>pair-dance</w:t>
-      </w:r>
-      <w:proofErr w:type="spellEnd"/>
-      <w:r>
-        <w:t xml:space="preserve"> </w:t>
-      </w:r>
-      <w:proofErr w:type="spellStart"/>
-      <w:r>
-        <w:t>club</w:t>
-      </w:r>
-      <w:proofErr w:type="spellEnd"/>
-      <w:r>
-        <w:t xml:space="preserve"> </w:t>
-      </w:r>
-      <w:proofErr w:type="spellStart"/>
-      <w:r>
-        <w:t>activities</w:t>
-      </w:r>
-      <w:proofErr w:type="spellEnd"/>
-      <w:r>
-        <w:t xml:space="preserve">. </w:t>
-      </w:r>
-      <w:proofErr w:type="spellStart"/>
-      <w:r>
-        <w:t>It</w:t>
-      </w:r>
-      <w:proofErr w:type="spellEnd"/>
-      <w:r>
-        <w:t xml:space="preserve"> </w:t>
-      </w:r>
-      <w:proofErr w:type="spellStart"/>
-      <w:r>
-        <w:t>analyses</w:t>
-      </w:r>
-      <w:proofErr w:type="spellEnd"/>
-      <w:r>
-        <w:t xml:space="preserve"> </w:t>
-      </w:r>
-      <w:proofErr w:type="spellStart"/>
-      <w:r>
-        <w:t>the</w:t>
-      </w:r>
-      <w:proofErr w:type="spellEnd"/>
-      <w:r>
-        <w:t xml:space="preserve"> </w:t>
-      </w:r>
-      <w:proofErr w:type="spellStart"/>
-      <w:r>
-        <w:t>current</w:t>
-      </w:r>
-      <w:proofErr w:type="spellEnd"/>
-      <w:r>
-        <w:t xml:space="preserve"> </w:t>
-      </w:r>
-      <w:proofErr w:type="spellStart"/>
-      <w:r>
-        <w:t>market</w:t>
-      </w:r>
-      <w:proofErr w:type="spellEnd"/>
-      <w:r>
-        <w:t xml:space="preserve"> of </w:t>
-      </w:r>
-      <w:proofErr w:type="spellStart"/>
-      <w:r>
-        <w:t>scheduling</w:t>
-      </w:r>
-      <w:proofErr w:type="spellEnd"/>
-      <w:r>
-        <w:t xml:space="preserve"> </w:t>
-      </w:r>
-      <w:proofErr w:type="spellStart"/>
-      <w:r>
-        <w:t>applications</w:t>
-      </w:r>
-      <w:proofErr w:type="spellEnd"/>
-      <w:r>
-        <w:t xml:space="preserve"> and </w:t>
-      </w:r>
-      <w:proofErr w:type="spellStart"/>
-      <w:r>
-        <w:t>identifies</w:t>
-      </w:r>
-      <w:proofErr w:type="spellEnd"/>
-      <w:r>
-        <w:t xml:space="preserve"> </w:t>
-      </w:r>
-      <w:proofErr w:type="spellStart"/>
-      <w:r>
-        <w:t>the</w:t>
-      </w:r>
-      <w:proofErr w:type="spellEnd"/>
-      <w:r>
-        <w:t xml:space="preserve"> </w:t>
-      </w:r>
-      <w:proofErr w:type="spellStart"/>
-      <w:r>
-        <w:t>lack</w:t>
-      </w:r>
-      <w:proofErr w:type="spellEnd"/>
+      <w:r>
+        <w:t xml:space="preserve"> </w:t>
+      </w:r>
+      <w:r>
+        <w:t>current market of scheduling</w:t>
+      </w:r>
+      <w:r>
+        <w:t xml:space="preserve"> </w:t>
+      </w:r>
+      <w:r>
+        <w:t>applications and identifies the lack</w:t>
+      </w:r>
       <w:r>
         <w:t xml:space="preserve"> </w:t>
       </w:r>
@@ -1931,376 +2266,102 @@
       <w:r>
         <w:t xml:space="preserve"> </w:t>
       </w:r>
-      <w:proofErr w:type="spellStart"/>
-      <w:r>
-        <w:t>specialised</w:t>
-      </w:r>
-      <w:proofErr w:type="spellEnd"/>
-      <w:r>
-        <w:t xml:space="preserve"> </w:t>
-      </w:r>
-      <w:proofErr w:type="spellStart"/>
-      <w:r>
-        <w:t>tools</w:t>
-      </w:r>
-      <w:proofErr w:type="spellEnd"/>
-      <w:r>
-        <w:t xml:space="preserve"> </w:t>
-      </w:r>
-      <w:proofErr w:type="spellStart"/>
-      <w:r>
-        <w:t>for</w:t>
-      </w:r>
-      <w:proofErr w:type="spellEnd"/>
-      <w:r>
-        <w:t xml:space="preserve"> </w:t>
-      </w:r>
-      <w:proofErr w:type="spellStart"/>
-      <w:r>
-        <w:t>pair-dance</w:t>
-      </w:r>
-      <w:proofErr w:type="spellEnd"/>
-      <w:r>
-        <w:t xml:space="preserve"> </w:t>
-      </w:r>
-      <w:proofErr w:type="spellStart"/>
-      <w:r>
-        <w:t>clubs</w:t>
-      </w:r>
-      <w:proofErr w:type="spellEnd"/>
-      <w:r>
-        <w:t xml:space="preserve">. </w:t>
-      </w:r>
-      <w:proofErr w:type="spellStart"/>
-      <w:r>
-        <w:t>Based</w:t>
-      </w:r>
-      <w:proofErr w:type="spellEnd"/>
-      <w:r>
-        <w:t xml:space="preserve"> </w:t>
-      </w:r>
-      <w:r>
-        <w:t xml:space="preserve">on </w:t>
-      </w:r>
-      <w:proofErr w:type="spellStart"/>
-      <w:r>
-        <w:t>this</w:t>
-      </w:r>
-      <w:proofErr w:type="spellEnd"/>
-      <w:r>
-        <w:t xml:space="preserve"> </w:t>
-      </w:r>
-      <w:proofErr w:type="spellStart"/>
-      <w:r>
-        <w:t>analysis</w:t>
-      </w:r>
-      <w:proofErr w:type="spellEnd"/>
-      <w:r>
-        <w:t xml:space="preserve">, </w:t>
-      </w:r>
-      <w:r>
-        <w:t>a</w:t>
-      </w:r>
-      <w:r>
-        <w:t xml:space="preserve"> </w:t>
-      </w:r>
-      <w:proofErr w:type="spellStart"/>
-      <w:r>
-        <w:t>comprehensive</w:t>
-      </w:r>
-      <w:proofErr w:type="spellEnd"/>
-      <w:r>
-        <w:t xml:space="preserve"> </w:t>
-      </w:r>
-      <w:proofErr w:type="spellStart"/>
-      <w:r>
-        <w:t>solution</w:t>
-      </w:r>
-      <w:proofErr w:type="spellEnd"/>
-      <w:r>
-        <w:t xml:space="preserve"> </w:t>
-      </w:r>
-      <w:proofErr w:type="spellStart"/>
+      <w:r>
+        <w:t>specialised tools for pair-dance clubs. Based</w:t>
+      </w:r>
+      <w:r>
+        <w:t xml:space="preserve"> </w:t>
+      </w:r>
+      <w:r>
+        <w:t xml:space="preserve">on this analysis, </w:t>
+      </w:r>
+      <w:r>
+        <w:t>a</w:t>
+      </w:r>
+      <w:r>
+        <w:t xml:space="preserve"> </w:t>
+      </w:r>
+      <w:r>
+        <w:t>comprehensive solution</w:t>
+      </w:r>
+      <w:r>
+        <w:t xml:space="preserve"> </w:t>
+      </w:r>
       <w:r>
         <w:t>was</w:t>
       </w:r>
-      <w:proofErr w:type="spellEnd"/>
-      <w:r>
-        <w:t xml:space="preserve"> </w:t>
-      </w:r>
-      <w:proofErr w:type="spellStart"/>
-      <w:r>
-        <w:t>designed</w:t>
-      </w:r>
-      <w:proofErr w:type="spellEnd"/>
-      <w:r>
-        <w:t xml:space="preserve"> </w:t>
-      </w:r>
-      <w:proofErr w:type="spellStart"/>
-      <w:r>
-        <w:t>covering</w:t>
-      </w:r>
-      <w:proofErr w:type="spellEnd"/>
-      <w:r>
-        <w:t xml:space="preserve"> user and</w:t>
-      </w:r>
-      <w:r>
-        <w:t xml:space="preserve"> </w:t>
-      </w:r>
-      <w:r>
-        <w:t xml:space="preserve">role management, </w:t>
-      </w:r>
-      <w:proofErr w:type="spellStart"/>
-      <w:r>
-        <w:t>club</w:t>
-      </w:r>
-      <w:proofErr w:type="spellEnd"/>
-      <w:r>
-        <w:t xml:space="preserve"> </w:t>
-      </w:r>
-      <w:proofErr w:type="spellStart"/>
-      <w:r>
-        <w:t>administration</w:t>
-      </w:r>
-      <w:proofErr w:type="spellEnd"/>
-      <w:r>
-        <w:t xml:space="preserve">, </w:t>
-      </w:r>
-      <w:proofErr w:type="spellStart"/>
-      <w:r>
-        <w:t>dancer</w:t>
-      </w:r>
-      <w:proofErr w:type="spellEnd"/>
-      <w:r>
-        <w:t xml:space="preserve"> </w:t>
-      </w:r>
-      <w:proofErr w:type="spellStart"/>
-      <w:r>
-        <w:t>pair</w:t>
-      </w:r>
-      <w:proofErr w:type="spellEnd"/>
-      <w:r>
-        <w:t xml:space="preserve"> management, </w:t>
-      </w:r>
-      <w:proofErr w:type="spellStart"/>
-      <w:r>
-        <w:t>availability</w:t>
-      </w:r>
-      <w:proofErr w:type="spellEnd"/>
-      <w:r>
-        <w:t xml:space="preserve"> </w:t>
-      </w:r>
-      <w:proofErr w:type="spellStart"/>
-      <w:r>
-        <w:t>tracking</w:t>
-      </w:r>
-      <w:proofErr w:type="spellEnd"/>
-      <w:r>
-        <w:t xml:space="preserve">, and </w:t>
-      </w:r>
-      <w:proofErr w:type="spellStart"/>
-      <w:r>
-        <w:t>automatic</w:t>
-      </w:r>
-      <w:proofErr w:type="spellEnd"/>
-      <w:r>
-        <w:t xml:space="preserve"> </w:t>
-      </w:r>
-      <w:proofErr w:type="spellStart"/>
+      <w:r>
+        <w:t xml:space="preserve"> </w:t>
+      </w:r>
+      <w:r>
+        <w:t>designed covering user and</w:t>
+      </w:r>
+      <w:r>
+        <w:t xml:space="preserve"> </w:t>
+      </w:r>
+      <w:r>
+        <w:t>role management, club administration, dancer pair management, availability</w:t>
+      </w:r>
+      <w:r>
+        <w:t xml:space="preserve"> </w:t>
+      </w:r>
+      <w:r>
+        <w:t>tracking, and automatic</w:t>
+      </w:r>
+      <w:r>
+        <w:t xml:space="preserve"> </w:t>
+      </w:r>
       <w:r>
         <w:t>timetable</w:t>
       </w:r>
-      <w:proofErr w:type="spellEnd"/>
-      <w:r>
-        <w:t xml:space="preserve"> </w:t>
-      </w:r>
-      <w:proofErr w:type="spellStart"/>
-      <w:r>
-        <w:t>generation</w:t>
-      </w:r>
-      <w:proofErr w:type="spellEnd"/>
-      <w:r>
-        <w:t xml:space="preserve">. </w:t>
-      </w:r>
-      <w:proofErr w:type="spellStart"/>
-      <w:r>
-        <w:t>The</w:t>
-      </w:r>
-      <w:proofErr w:type="spellEnd"/>
-      <w:r>
-        <w:t xml:space="preserve"> </w:t>
-      </w:r>
-      <w:proofErr w:type="spellStart"/>
-      <w:r>
-        <w:t>application</w:t>
-      </w:r>
-      <w:proofErr w:type="spellEnd"/>
-      <w:r>
-        <w:t xml:space="preserve"> </w:t>
-      </w:r>
-      <w:proofErr w:type="spellStart"/>
+      <w:r>
+        <w:t xml:space="preserve"> </w:t>
+      </w:r>
+      <w:r>
+        <w:t>generation. The application</w:t>
+      </w:r>
+      <w:r>
+        <w:t xml:space="preserve"> </w:t>
+      </w:r>
       <w:r>
         <w:t>was</w:t>
       </w:r>
-      <w:proofErr w:type="spellEnd"/>
-      <w:r>
-        <w:t xml:space="preserve"> </w:t>
-      </w:r>
-      <w:proofErr w:type="spellStart"/>
-      <w:r>
-        <w:t>built</w:t>
-      </w:r>
-      <w:proofErr w:type="spellEnd"/>
-      <w:r>
-        <w:t xml:space="preserve"> </w:t>
-      </w:r>
-      <w:proofErr w:type="spellStart"/>
-      <w:r>
-        <w:t>using</w:t>
-      </w:r>
-      <w:proofErr w:type="spellEnd"/>
-      <w:r>
-        <w:t xml:space="preserve"> </w:t>
-      </w:r>
-      <w:proofErr w:type="spellStart"/>
-      <w:r>
-        <w:t>React</w:t>
-      </w:r>
-      <w:proofErr w:type="spellEnd"/>
-      <w:r>
-        <w:t xml:space="preserve">, Next.js, </w:t>
-      </w:r>
-      <w:proofErr w:type="spellStart"/>
-      <w:r>
-        <w:t>TypeScript</w:t>
-      </w:r>
-      <w:proofErr w:type="spellEnd"/>
-      <w:r>
-        <w:t xml:space="preserve">, </w:t>
-      </w:r>
-      <w:proofErr w:type="spellStart"/>
-      <w:r>
-        <w:t>Tailwind</w:t>
-      </w:r>
-      <w:proofErr w:type="spellEnd"/>
-      <w:r>
-        <w:t xml:space="preserve"> CSS, </w:t>
-      </w:r>
-      <w:proofErr w:type="spellStart"/>
-      <w:r>
-        <w:t>MongoDB</w:t>
-      </w:r>
-      <w:proofErr w:type="spellEnd"/>
-      <w:r>
-        <w:t>, and JWT</w:t>
-      </w:r>
-      <w:r>
-        <w:t xml:space="preserve"> </w:t>
-      </w:r>
-      <w:proofErr w:type="spellStart"/>
-      <w:r>
-        <w:t>authentication</w:t>
-      </w:r>
-      <w:proofErr w:type="spellEnd"/>
-      <w:r>
-        <w:t xml:space="preserve">. </w:t>
-      </w:r>
-      <w:proofErr w:type="spellStart"/>
-      <w:r>
-        <w:t>An</w:t>
-      </w:r>
-      <w:proofErr w:type="spellEnd"/>
-      <w:r>
-        <w:t xml:space="preserve"> </w:t>
-      </w:r>
-      <w:proofErr w:type="spellStart"/>
-      <w:r>
-        <w:t>advanced</w:t>
-      </w:r>
-      <w:proofErr w:type="spellEnd"/>
-      <w:r>
-        <w:t xml:space="preserve"> </w:t>
-      </w:r>
-      <w:proofErr w:type="spellStart"/>
-      <w:r>
-        <w:t>scheduling</w:t>
-      </w:r>
-      <w:proofErr w:type="spellEnd"/>
-      <w:r>
-        <w:t xml:space="preserve"> </w:t>
-      </w:r>
-      <w:proofErr w:type="spellStart"/>
+      <w:r>
+        <w:t xml:space="preserve"> </w:t>
+      </w:r>
+      <w:r>
+        <w:t>built using React, Next.js, TypeScript, Tailwind CSS, MongoDB, and JWT</w:t>
+      </w:r>
+      <w:r>
+        <w:t xml:space="preserve"> </w:t>
+      </w:r>
+      <w:r>
+        <w:t>authentication. An advanced scheduling</w:t>
+      </w:r>
+      <w:r>
+        <w:t xml:space="preserve"> </w:t>
+      </w:r>
       <w:r>
         <w:t>algorithm</w:t>
       </w:r>
-      <w:proofErr w:type="spellEnd"/>
-      <w:r>
-        <w:t xml:space="preserve"> </w:t>
-      </w:r>
-      <w:proofErr w:type="spellStart"/>
-      <w:r>
-        <w:t>was</w:t>
-      </w:r>
-      <w:proofErr w:type="spellEnd"/>
-      <w:r>
-        <w:t xml:space="preserve"> </w:t>
-      </w:r>
-      <w:proofErr w:type="spellStart"/>
-      <w:r>
-        <w:t>implemented</w:t>
-      </w:r>
-      <w:proofErr w:type="spellEnd"/>
-      <w:r>
-        <w:t xml:space="preserve"> </w:t>
-      </w:r>
-      <w:proofErr w:type="spellStart"/>
-      <w:r>
-        <w:t>that</w:t>
-      </w:r>
-      <w:proofErr w:type="spellEnd"/>
-      <w:r>
-        <w:t xml:space="preserve"> </w:t>
-      </w:r>
-      <w:proofErr w:type="spellStart"/>
-      <w:r>
-        <w:t>reduces</w:t>
-      </w:r>
-      <w:proofErr w:type="spellEnd"/>
-      <w:r>
-        <w:t xml:space="preserve"> </w:t>
-      </w:r>
-      <w:proofErr w:type="spellStart"/>
-      <w:r>
-        <w:t>timetable</w:t>
-      </w:r>
-      <w:proofErr w:type="spellEnd"/>
-      <w:r>
-        <w:t xml:space="preserve"> </w:t>
-      </w:r>
-      <w:proofErr w:type="spellStart"/>
-      <w:r>
-        <w:t>creation</w:t>
-      </w:r>
-      <w:proofErr w:type="spellEnd"/>
-      <w:r>
-        <w:t xml:space="preserve"> </w:t>
-      </w:r>
-      <w:proofErr w:type="spellStart"/>
-      <w:r>
-        <w:t>time</w:t>
-      </w:r>
-      <w:proofErr w:type="spellEnd"/>
-      <w:r>
-        <w:t xml:space="preserve"> </w:t>
-      </w:r>
-      <w:r>
-        <w:t xml:space="preserve">by </w:t>
-      </w:r>
-      <w:proofErr w:type="spellStart"/>
-      <w:r>
-        <w:t>approximately</w:t>
-      </w:r>
-      <w:proofErr w:type="spellEnd"/>
+      <w:r>
+        <w:t xml:space="preserve"> </w:t>
+      </w:r>
+      <w:r>
+        <w:t>was implemented that reduces</w:t>
+      </w:r>
+      <w:r>
+        <w:t xml:space="preserve"> </w:t>
+      </w:r>
+      <w:r>
+        <w:t>timetable creation time</w:t>
+      </w:r>
+      <w:r>
+        <w:t xml:space="preserve"> </w:t>
+      </w:r>
+      <w:r>
+        <w:t>by approximately</w:t>
+      </w:r>
       <w:r>
         <w:t xml:space="preserve"> </w:t>
       </w:r>
@@ -2316,27 +2377,9 @@
       <w:r>
         <w:t xml:space="preserve"> </w:t>
       </w:r>
-      <w:proofErr w:type="spellStart"/>
-      <w:r>
-        <w:t>scheduling</w:t>
-      </w:r>
-      <w:proofErr w:type="spellEnd"/>
-      <w:r>
-        <w:t xml:space="preserve"> </w:t>
-      </w:r>
-      <w:proofErr w:type="spellStart"/>
-      <w:r>
-        <w:t>conflicts</w:t>
-      </w:r>
-      <w:proofErr w:type="spellEnd"/>
-      <w:r>
-        <w:t xml:space="preserve"> by </w:t>
-      </w:r>
-      <w:proofErr w:type="spellStart"/>
-      <w:r>
-        <w:t>approximately</w:t>
-      </w:r>
-      <w:proofErr w:type="spellEnd"/>
+      <w:r>
+        <w:t>scheduling conflicts by approximately</w:t>
+      </w:r>
       <w:r>
         <w:t xml:space="preserve"> </w:t>
       </w:r>
@@ -2348,13 +2391,8 @@
       <w:pPr>
         <w:pStyle w:val="text"/>
       </w:pPr>
-      <w:proofErr w:type="spellStart"/>
-      <w:r>
-        <w:t>Keywords</w:t>
-      </w:r>
-      <w:proofErr w:type="spellEnd"/>
-      <w:r>
-        <w:t>:</w:t>
+      <w:r>
+        <w:t>Keywords:</w:t>
       </w:r>
       <w:r>
         <w:t xml:space="preserve"> </w:t>
@@ -2363,94 +2401,31 @@
         <w:t>W</w:t>
       </w:r>
       <w:r>
-        <w:t xml:space="preserve">eb </w:t>
-      </w:r>
-      <w:proofErr w:type="spellStart"/>
-      <w:r>
-        <w:t>application</w:t>
-      </w:r>
-      <w:proofErr w:type="spellEnd"/>
-      <w:r>
-        <w:t xml:space="preserve">, </w:t>
-      </w:r>
-      <w:proofErr w:type="spellStart"/>
+        <w:t xml:space="preserve">eb application, </w:t>
+      </w:r>
       <w:r>
         <w:t>P</w:t>
       </w:r>
       <w:r>
-        <w:t>air</w:t>
-      </w:r>
-      <w:proofErr w:type="spellEnd"/>
-      <w:r>
-        <w:t xml:space="preserve"> </w:t>
-      </w:r>
-      <w:proofErr w:type="spellStart"/>
-      <w:r>
-        <w:t>dance</w:t>
-      </w:r>
-      <w:proofErr w:type="spellEnd"/>
-      <w:r>
-        <w:t xml:space="preserve">, </w:t>
-      </w:r>
-      <w:proofErr w:type="spellStart"/>
+        <w:t xml:space="preserve">air dance, </w:t>
+      </w:r>
       <w:r>
         <w:t>D</w:t>
       </w:r>
       <w:r>
-        <w:t>ance</w:t>
-      </w:r>
-      <w:proofErr w:type="spellEnd"/>
-      <w:r>
-        <w:t xml:space="preserve"> </w:t>
-      </w:r>
-      <w:proofErr w:type="spellStart"/>
-      <w:r>
-        <w:t>club</w:t>
-      </w:r>
-      <w:proofErr w:type="spellEnd"/>
-      <w:r>
-        <w:t xml:space="preserve">, </w:t>
+        <w:t xml:space="preserve">ance club, </w:t>
       </w:r>
       <w:r>
         <w:t>S</w:t>
       </w:r>
       <w:r>
-        <w:t xml:space="preserve">chedule </w:t>
-      </w:r>
-      <w:proofErr w:type="spellStart"/>
-      <w:r>
-        <w:t>planning</w:t>
-      </w:r>
-      <w:proofErr w:type="spellEnd"/>
-      <w:r>
-        <w:t xml:space="preserve">, </w:t>
-      </w:r>
-      <w:proofErr w:type="spellStart"/>
+        <w:t xml:space="preserve">chedule planning, </w:t>
+      </w:r>
       <w:r>
         <w:t>A</w:t>
       </w:r>
       <w:r>
-        <w:t>lgorithm</w:t>
-      </w:r>
-      <w:proofErr w:type="spellEnd"/>
-      <w:r>
-        <w:t xml:space="preserve">, </w:t>
-      </w:r>
-      <w:proofErr w:type="spellStart"/>
-      <w:r>
-        <w:t>React</w:t>
-      </w:r>
-      <w:proofErr w:type="spellEnd"/>
-      <w:r>
-        <w:t xml:space="preserve">, Next.js, </w:t>
-      </w:r>
-      <w:proofErr w:type="spellStart"/>
-      <w:r>
-        <w:t>MongoDB</w:t>
-      </w:r>
-      <w:proofErr w:type="spellEnd"/>
-      <w:r>
-        <w:t xml:space="preserve">, </w:t>
+        <w:t xml:space="preserve">lgorithm, React, Next.js, MongoDB, </w:t>
       </w:r>
       <w:r>
         <w:t>D</w:t>
@@ -4967,23 +4942,7 @@
         <w:t xml:space="preserve"> </w:t>
       </w:r>
       <w:r>
-        <w:t xml:space="preserve">náchylné na chyby. Existujúce aplikácie na plánovanie, ako sú Google </w:t>
-      </w:r>
-      <w:proofErr w:type="spellStart"/>
-      <w:r>
-        <w:t>Calendar</w:t>
-      </w:r>
-      <w:proofErr w:type="spellEnd"/>
-      <w:r>
-        <w:t xml:space="preserve"> alebo </w:t>
-      </w:r>
-      <w:proofErr w:type="spellStart"/>
-      <w:r>
-        <w:t>Calendly</w:t>
-      </w:r>
-      <w:proofErr w:type="spellEnd"/>
-      <w:r>
-        <w:t xml:space="preserve">, poskytujú základné funkcie, avšak nie sú navrhnuté pre špecifické potreby tanečných klubov </w:t>
+        <w:t xml:space="preserve">náchylné na chyby. Existujúce aplikácie na plánovanie, ako sú Google Calendar alebo Calendly, poskytujú základné funkcie, avšak nie sú navrhnuté pre špecifické potreby tanečných klubov </w:t>
       </w:r>
       <w:r>
         <w:t>s</w:t>
@@ -5001,15 +4960,7 @@
         <w:t xml:space="preserve"> </w:t>
       </w:r>
       <w:r>
-        <w:t xml:space="preserve">implementovať webovú aplikáciu </w:t>
-      </w:r>
-      <w:proofErr w:type="spellStart"/>
-      <w:r>
-        <w:t>DanceHub</w:t>
-      </w:r>
-      <w:proofErr w:type="spellEnd"/>
-      <w:r>
-        <w:t xml:space="preserve">, ktorá poskytne komplexné riešenie pre správu tanečných aktivít </w:t>
+        <w:t xml:space="preserve">implementovať webovú aplikáciu DanceHub, ktorá poskytne komplexné riešenie pre správu tanečných aktivít </w:t>
       </w:r>
       <w:r>
         <w:t>v</w:t>
@@ -5027,40 +4978,16 @@
         <w:t xml:space="preserve"> </w:t>
       </w:r>
       <w:r>
-        <w:t xml:space="preserve">párovými tancami. Aplikácia bude implementovaná pomocou moderných webových technológií - </w:t>
-      </w:r>
-      <w:proofErr w:type="spellStart"/>
-      <w:r>
-        <w:t>React</w:t>
-      </w:r>
-      <w:proofErr w:type="spellEnd"/>
-      <w:r>
-        <w:t xml:space="preserve"> </w:t>
-      </w:r>
-      <w:r>
-        <w:t>a</w:t>
-      </w:r>
-      <w:r>
-        <w:t xml:space="preserve"> </w:t>
-      </w:r>
-      <w:r>
-        <w:t xml:space="preserve">Next.js pre </w:t>
-      </w:r>
-      <w:proofErr w:type="spellStart"/>
-      <w:r>
-        <w:t>frontend</w:t>
-      </w:r>
-      <w:proofErr w:type="spellEnd"/>
-      <w:r>
-        <w:t xml:space="preserve">, </w:t>
-      </w:r>
-      <w:proofErr w:type="spellStart"/>
-      <w:r>
-        <w:t>MongoDB</w:t>
-      </w:r>
-      <w:proofErr w:type="spellEnd"/>
-      <w:r>
-        <w:t xml:space="preserve"> pre databázu </w:t>
+        <w:t xml:space="preserve">párovými tancami. Aplikácia bude implementovaná pomocou moderných webových technológií - React </w:t>
+      </w:r>
+      <w:r>
+        <w:t>a</w:t>
+      </w:r>
+      <w:r>
+        <w:t xml:space="preserve"> </w:t>
+      </w:r>
+      <w:r>
+        <w:t xml:space="preserve">Next.js pre frontend, MongoDB pre databázu </w:t>
       </w:r>
       <w:r>
         <w:t>a</w:t>
@@ -5129,15 +5056,7 @@
         <w:t xml:space="preserve"> </w:t>
       </w:r>
       <w:r>
-        <w:t xml:space="preserve">sú </w:t>
-      </w:r>
-      <w:proofErr w:type="spellStart"/>
-      <w:r>
-        <w:t>hostované</w:t>
-      </w:r>
-      <w:proofErr w:type="spellEnd"/>
-      <w:r>
-        <w:t xml:space="preserve"> na webovom serveri. Na rozdiel od tradičných desktopových aplikácií nevyžadujú inštaláciu na klientskom zariadení, čo umožňuje používateľom prístup </w:t>
+        <w:t xml:space="preserve">sú hostované na webovom serveri. Na rozdiel od tradičných desktopových aplikácií nevyžadujú inštaláciu na klientskom zariadení, čo umožňuje používateľom prístup </w:t>
       </w:r>
       <w:r>
         <w:t>k</w:t>
@@ -5194,15 +5113,7 @@
         <w:t xml:space="preserve"> </w:t>
       </w:r>
       <w:r>
-        <w:t xml:space="preserve">vývoja samostatných verzií pre rôzne operačné </w:t>
-      </w:r>
-      <w:proofErr w:type="spellStart"/>
-      <w:r>
-        <w:t>systémy.Webové</w:t>
-      </w:r>
-      <w:proofErr w:type="spellEnd"/>
-      <w:r>
-        <w:t xml:space="preserve"> aplikácie sa odlišujú od statických webových stránok svojou interaktívnosťou </w:t>
+        <w:t xml:space="preserve">vývoja samostatných verzií pre rôzne operačné systémy.Webové aplikácie sa odlišujú od statických webových stránok svojou interaktívnosťou </w:t>
       </w:r>
       <w:r>
         <w:t>a</w:t>
@@ -5220,15 +5131,7 @@
         <w:t xml:space="preserve"> </w:t>
       </w:r>
       <w:r>
-        <w:t xml:space="preserve">databázami alebo </w:t>
-      </w:r>
-      <w:proofErr w:type="spellStart"/>
-      <w:r>
-        <w:t>real-time</w:t>
-      </w:r>
-      <w:proofErr w:type="spellEnd"/>
-      <w:r>
-        <w:t xml:space="preserve"> interakcia </w:t>
+        <w:t xml:space="preserve">databázami alebo real-time interakcia </w:t>
       </w:r>
       <w:r>
         <w:t>s</w:t>
@@ -5255,69 +5158,16 @@
         <w:t xml:space="preserve"> </w:t>
       </w:r>
       <w:r>
-        <w:t xml:space="preserve">súčasnosti existujú rôzne typy webových aplikácií, medzi ktoré patria Single </w:t>
-      </w:r>
-      <w:proofErr w:type="spellStart"/>
-      <w:r>
-        <w:t>Page</w:t>
-      </w:r>
-      <w:proofErr w:type="spellEnd"/>
-      <w:r>
-        <w:t xml:space="preserve"> </w:t>
-      </w:r>
-      <w:proofErr w:type="spellStart"/>
-      <w:r>
-        <w:t>Applications</w:t>
-      </w:r>
-      <w:proofErr w:type="spellEnd"/>
-      <w:r>
-        <w:t xml:space="preserve"> (SPA), </w:t>
-      </w:r>
-      <w:proofErr w:type="spellStart"/>
-      <w:r>
-        <w:t>Multi</w:t>
-      </w:r>
-      <w:proofErr w:type="spellEnd"/>
-      <w:r>
-        <w:t xml:space="preserve"> </w:t>
-      </w:r>
-      <w:proofErr w:type="spellStart"/>
-      <w:r>
-        <w:t>Page</w:t>
-      </w:r>
-      <w:proofErr w:type="spellEnd"/>
-      <w:r>
-        <w:t xml:space="preserve"> </w:t>
-      </w:r>
-      <w:proofErr w:type="spellStart"/>
-      <w:r>
-        <w:t>Applications</w:t>
-      </w:r>
-      <w:proofErr w:type="spellEnd"/>
-      <w:r>
-        <w:t xml:space="preserve"> (MPA) </w:t>
-      </w:r>
-      <w:r>
-        <w:t>a</w:t>
-      </w:r>
-      <w:r>
-        <w:t xml:space="preserve"> </w:t>
-      </w:r>
-      <w:proofErr w:type="spellStart"/>
-      <w:r>
-        <w:t>Progressive</w:t>
-      </w:r>
-      <w:proofErr w:type="spellEnd"/>
-      <w:r>
-        <w:t xml:space="preserve"> Web </w:t>
-      </w:r>
-      <w:proofErr w:type="spellStart"/>
-      <w:r>
-        <w:t>Applications</w:t>
-      </w:r>
-      <w:proofErr w:type="spellEnd"/>
-      <w:r>
-        <w:t xml:space="preserve"> (PWA). Každý </w:t>
+        <w:t xml:space="preserve">súčasnosti existujú rôzne typy webových aplikácií, medzi ktoré patria Single Page Applications (SPA), Multi Page Applications (MPA) </w:t>
+      </w:r>
+      <w:r>
+        <w:t>a</w:t>
+      </w:r>
+      <w:r>
+        <w:t xml:space="preserve"> </w:t>
+      </w:r>
+      <w:r>
+        <w:t xml:space="preserve">Progressive Web Applications (PWA). Každý </w:t>
       </w:r>
       <w:r>
         <w:t>z</w:t>
@@ -5371,38 +5221,17 @@
       <w:pPr>
         <w:pStyle w:val="text"/>
       </w:pPr>
-      <w:proofErr w:type="spellStart"/>
-      <w:r>
-        <w:t>Frontend</w:t>
-      </w:r>
-      <w:proofErr w:type="spellEnd"/>
-      <w:r>
-        <w:t xml:space="preserve">, označovaný aj ako </w:t>
-      </w:r>
-      <w:proofErr w:type="spellStart"/>
-      <w:r>
-        <w:t>klientská</w:t>
-      </w:r>
-      <w:proofErr w:type="spellEnd"/>
-      <w:r>
-        <w:t xml:space="preserve"> strana aplikácie, je zodpovedný za vizuálnu prezentáciu </w:t>
-      </w:r>
-      <w:r>
-        <w:t>a</w:t>
-      </w:r>
-      <w:r>
-        <w:t xml:space="preserve"> </w:t>
-      </w:r>
-      <w:r>
-        <w:t xml:space="preserve">používateľskú interakciu. Základnými technológiami pre </w:t>
-      </w:r>
-      <w:proofErr w:type="spellStart"/>
-      <w:r>
-        <w:t>frontend</w:t>
-      </w:r>
-      <w:proofErr w:type="spellEnd"/>
-      <w:r>
-        <w:t xml:space="preserve"> vývoj sú HTML, CSS </w:t>
+      <w:r>
+        <w:t xml:space="preserve">Frontend, označovaný aj ako klientská strana aplikácie, je zodpovedný za vizuálnu prezentáciu </w:t>
+      </w:r>
+      <w:r>
+        <w:t>a</w:t>
+      </w:r>
+      <w:r>
+        <w:t xml:space="preserve"> </w:t>
+      </w:r>
+      <w:r>
+        <w:t xml:space="preserve">používateľskú interakciu. Základnými technológiami pre frontend vývoj sú HTML, CSS </w:t>
       </w:r>
       <w:r>
         <w:t>a</w:t>
@@ -5417,31 +5246,7 @@
         <w:t xml:space="preserve"> </w:t>
       </w:r>
       <w:r>
-        <w:t>HTML (</w:t>
-      </w:r>
-      <w:proofErr w:type="spellStart"/>
-      <w:r>
-        <w:t>HyperText</w:t>
-      </w:r>
-      <w:proofErr w:type="spellEnd"/>
-      <w:r>
-        <w:t xml:space="preserve"> </w:t>
-      </w:r>
-      <w:proofErr w:type="spellStart"/>
-      <w:r>
-        <w:t>Markup</w:t>
-      </w:r>
-      <w:proofErr w:type="spellEnd"/>
-      <w:r>
-        <w:t xml:space="preserve"> </w:t>
-      </w:r>
-      <w:proofErr w:type="spellStart"/>
-      <w:r>
-        <w:t>Language</w:t>
-      </w:r>
-      <w:proofErr w:type="spellEnd"/>
-      <w:r>
-        <w:t xml:space="preserve">) slúži na vytvorenie štruktúry </w:t>
+        <w:t xml:space="preserve">HTML (HyperText Markup Language) slúži na vytvorenie štruktúry </w:t>
       </w:r>
       <w:r>
         <w:t>a</w:t>
@@ -5489,31 +5294,7 @@
         <w:t xml:space="preserve"> </w:t>
       </w:r>
       <w:r>
-        <w:t>CSS (</w:t>
-      </w:r>
-      <w:proofErr w:type="spellStart"/>
-      <w:r>
-        <w:t>Cascading</w:t>
-      </w:r>
-      <w:proofErr w:type="spellEnd"/>
-      <w:r>
-        <w:t xml:space="preserve"> </w:t>
-      </w:r>
-      <w:proofErr w:type="spellStart"/>
-      <w:r>
-        <w:t>Style</w:t>
-      </w:r>
-      <w:proofErr w:type="spellEnd"/>
-      <w:r>
-        <w:t xml:space="preserve"> </w:t>
-      </w:r>
-      <w:proofErr w:type="spellStart"/>
-      <w:r>
-        <w:t>Sheets</w:t>
-      </w:r>
-      <w:proofErr w:type="spellEnd"/>
-      <w:r>
-        <w:t xml:space="preserve">) je zodpovedný za vizuálny vzhľad </w:t>
+        <w:t xml:space="preserve">CSS (Cascading Style Sheets) je zodpovedný za vizuálny vzhľad </w:t>
       </w:r>
       <w:r>
         <w:t>a</w:t>
@@ -5530,37 +5311,8 @@
       <w:r>
         <w:t xml:space="preserve"> </w:t>
       </w:r>
-      <w:proofErr w:type="spellStart"/>
-      <w:r>
-        <w:t>responzívny</w:t>
-      </w:r>
-      <w:proofErr w:type="spellEnd"/>
-      <w:r>
-        <w:t xml:space="preserve"> dizajn, ktorý sa prispôsobuje rôznym veľkostiam obrazoviek. Moderné CSS </w:t>
-      </w:r>
-      <w:proofErr w:type="spellStart"/>
-      <w:r>
-        <w:t>frameworky</w:t>
-      </w:r>
-      <w:proofErr w:type="spellEnd"/>
-      <w:r>
-        <w:t xml:space="preserve">, ako je </w:t>
-      </w:r>
-      <w:proofErr w:type="spellStart"/>
-      <w:r>
-        <w:t>Tailwind</w:t>
-      </w:r>
-      <w:proofErr w:type="spellEnd"/>
-      <w:r>
-        <w:t xml:space="preserve"> CSS, poskytujú utility-</w:t>
-      </w:r>
-      <w:proofErr w:type="spellStart"/>
-      <w:r>
-        <w:t>first</w:t>
-      </w:r>
-      <w:proofErr w:type="spellEnd"/>
-      <w:r>
-        <w:t xml:space="preserve"> prístup </w:t>
+      <w:r>
+        <w:t xml:space="preserve">responzívny dizajn, ktorý sa prispôsobuje rôznym veľkostiam obrazoviek. Moderné CSS frameworky, ako je Tailwind CSS, poskytujú utility-first prístup </w:t>
       </w:r>
       <w:r>
         <w:t>k</w:t>
@@ -5568,13 +5320,8 @@
       <w:r>
         <w:t xml:space="preserve"> </w:t>
       </w:r>
-      <w:proofErr w:type="spellStart"/>
-      <w:r>
-        <w:t>štýlovaniu</w:t>
-      </w:r>
-      <w:proofErr w:type="spellEnd"/>
-      <w:r>
-        <w:t xml:space="preserve">, čo výrazne urýchľuje vývojový proces </w:t>
+      <w:r>
+        <w:t xml:space="preserve">štýlovaniu, čo výrazne urýchľuje vývojový proces </w:t>
       </w:r>
       <w:r>
         <w:t>[41]</w:t>
@@ -5604,23 +5351,7 @@
         <w:t xml:space="preserve"> </w:t>
       </w:r>
       <w:r>
-        <w:t>DOM (</w:t>
-      </w:r>
-      <w:proofErr w:type="spellStart"/>
-      <w:r>
-        <w:t>Document</w:t>
-      </w:r>
-      <w:proofErr w:type="spellEnd"/>
-      <w:r>
-        <w:t xml:space="preserve"> </w:t>
-      </w:r>
-      <w:proofErr w:type="spellStart"/>
-      <w:r>
-        <w:t>Object</w:t>
-      </w:r>
-      <w:proofErr w:type="spellEnd"/>
-      <w:r>
-        <w:t xml:space="preserve"> Model), asynchrónne operácie, komunikáciu so serverom prostredníctvom API </w:t>
+        <w:t xml:space="preserve">DOM (Document Object Model), asynchrónne operácie, komunikáciu so serverom prostredníctvom API </w:t>
       </w:r>
       <w:r>
         <w:t>a</w:t>
@@ -5641,56 +5372,16 @@
         <w:t xml:space="preserve"> </w:t>
       </w:r>
       <w:r>
-        <w:t xml:space="preserve">Moderné </w:t>
-      </w:r>
-      <w:proofErr w:type="spellStart"/>
-      <w:r>
-        <w:t>JavaScriptové</w:t>
-      </w:r>
-      <w:proofErr w:type="spellEnd"/>
-      <w:r>
-        <w:t xml:space="preserve"> </w:t>
-      </w:r>
-      <w:proofErr w:type="spellStart"/>
-      <w:r>
-        <w:t>frameworky</w:t>
-      </w:r>
-      <w:proofErr w:type="spellEnd"/>
-      <w:r>
-        <w:t xml:space="preserve"> </w:t>
-      </w:r>
-      <w:r>
-        <w:t>a</w:t>
-      </w:r>
-      <w:r>
-        <w:t xml:space="preserve"> </w:t>
-      </w:r>
-      <w:r>
-        <w:t xml:space="preserve">knižnice výrazne zjednodušujú vývoj </w:t>
-      </w:r>
-      <w:proofErr w:type="spellStart"/>
-      <w:r>
-        <w:t>frontendu</w:t>
-      </w:r>
-      <w:proofErr w:type="spellEnd"/>
-      <w:r>
-        <w:t xml:space="preserve">. </w:t>
-      </w:r>
-      <w:proofErr w:type="spellStart"/>
-      <w:r>
-        <w:t>React</w:t>
-      </w:r>
-      <w:proofErr w:type="spellEnd"/>
-      <w:r>
-        <w:t xml:space="preserve">, vyvinutý spoločnosťou </w:t>
-      </w:r>
-      <w:proofErr w:type="spellStart"/>
-      <w:r>
-        <w:t>Meta</w:t>
-      </w:r>
-      <w:proofErr w:type="spellEnd"/>
-      <w:r>
-        <w:t xml:space="preserve">, je jednou </w:t>
+        <w:t xml:space="preserve">Moderné JavaScriptové frameworky </w:t>
+      </w:r>
+      <w:r>
+        <w:t>a</w:t>
+      </w:r>
+      <w:r>
+        <w:t xml:space="preserve"> </w:t>
+      </w:r>
+      <w:r>
+        <w:t xml:space="preserve">knižnice výrazne zjednodušujú vývoj frontendu. React, vyvinutý spoločnosťou Meta, je jednou </w:t>
       </w:r>
       <w:r>
         <w:t>z</w:t>
@@ -5699,27 +5390,11 @@
         <w:t xml:space="preserve"> </w:t>
       </w:r>
       <w:r>
-        <w:t xml:space="preserve">najpopulárnejších knižníc pre vytváranie používateľských rozhraní. </w:t>
-      </w:r>
-      <w:proofErr w:type="spellStart"/>
-      <w:r>
-        <w:t>React</w:t>
-      </w:r>
-      <w:proofErr w:type="spellEnd"/>
-      <w:r>
-        <w:t xml:space="preserve"> umožňuje vývojárom </w:t>
+        <w:t xml:space="preserve">najpopulárnejších knižníc pre vytváranie používateľských rozhraní. React umožňuje vývojárom </w:t>
       </w:r>
       <w:r>
         <w:lastRenderedPageBreak/>
-        <w:t xml:space="preserve">vytvárať </w:t>
-      </w:r>
-      <w:proofErr w:type="spellStart"/>
-      <w:r>
-        <w:t>znovupoužiteľné</w:t>
-      </w:r>
-      <w:proofErr w:type="spellEnd"/>
-      <w:r>
-        <w:t xml:space="preserve"> komponenty </w:t>
+        <w:t xml:space="preserve">vytvárať znovupoužiteľné komponenty </w:t>
       </w:r>
       <w:r>
         <w:t>a</w:t>
@@ -5734,15 +5409,7 @@
         <w:t>[36]</w:t>
       </w:r>
       <w:r>
-        <w:t xml:space="preserve">. Komponentový prístup </w:t>
-      </w:r>
-      <w:proofErr w:type="spellStart"/>
-      <w:r>
-        <w:t>Reactu</w:t>
-      </w:r>
-      <w:proofErr w:type="spellEnd"/>
-      <w:r>
-        <w:t xml:space="preserve"> umožňuje lepšiu organizáciu kódu </w:t>
+        <w:t xml:space="preserve">. Komponentový prístup Reactu umožňuje lepšiu organizáciu kódu </w:t>
       </w:r>
       <w:r>
         <w:t>a</w:t>
@@ -5757,55 +5424,7 @@
         <w:t xml:space="preserve"> </w:t>
       </w:r>
       <w:r>
-        <w:t xml:space="preserve">Next.js je </w:t>
-      </w:r>
-      <w:proofErr w:type="spellStart"/>
-      <w:r>
-        <w:t>React</w:t>
-      </w:r>
-      <w:proofErr w:type="spellEnd"/>
-      <w:r>
-        <w:t xml:space="preserve"> </w:t>
-      </w:r>
-      <w:proofErr w:type="spellStart"/>
-      <w:r>
-        <w:t>framework</w:t>
-      </w:r>
-      <w:proofErr w:type="spellEnd"/>
-      <w:r>
-        <w:t>, ktorý poskytuje ďalšie funkcie, ako je server-</w:t>
-      </w:r>
-      <w:proofErr w:type="spellStart"/>
-      <w:r>
-        <w:t>side</w:t>
-      </w:r>
-      <w:proofErr w:type="spellEnd"/>
-      <w:r>
-        <w:t xml:space="preserve"> </w:t>
-      </w:r>
-      <w:proofErr w:type="spellStart"/>
-      <w:r>
-        <w:t>rendering</w:t>
-      </w:r>
-      <w:proofErr w:type="spellEnd"/>
-      <w:r>
-        <w:t xml:space="preserve">, statická generácia stránok, automatické </w:t>
-      </w:r>
-      <w:proofErr w:type="spellStart"/>
-      <w:r>
-        <w:t>code</w:t>
-      </w:r>
-      <w:proofErr w:type="spellEnd"/>
-      <w:r>
-        <w:t xml:space="preserve"> </w:t>
-      </w:r>
-      <w:proofErr w:type="spellStart"/>
-      <w:r>
-        <w:t>splitting</w:t>
-      </w:r>
-      <w:proofErr w:type="spellEnd"/>
-      <w:r>
-        <w:t xml:space="preserve"> </w:t>
+        <w:t xml:space="preserve">Next.js je React framework, ktorý poskytuje ďalšie funkcie, ako je server-side rendering, statická generácia stránok, automatické code splitting </w:t>
       </w:r>
       <w:r>
         <w:t>a</w:t>
@@ -5834,21 +5453,8 @@
       <w:r>
         <w:t xml:space="preserve"> </w:t>
       </w:r>
-      <w:proofErr w:type="spellStart"/>
-      <w:r>
-        <w:t>TypeScript</w:t>
-      </w:r>
-      <w:proofErr w:type="spellEnd"/>
-      <w:r>
-        <w:t xml:space="preserve">, ktorý je nadstavbou </w:t>
-      </w:r>
-      <w:proofErr w:type="spellStart"/>
-      <w:r>
-        <w:t>JavaScriptu</w:t>
-      </w:r>
-      <w:proofErr w:type="spellEnd"/>
-      <w:r>
-        <w:t xml:space="preserve">, pridáva statické typovanie, čo pomáha odhaliť chyby počas vývoja </w:t>
+      <w:r>
+        <w:t xml:space="preserve">TypeScript, ktorý je nadstavbou JavaScriptu, pridáva statické typovanie, čo pomáha odhaliť chyby počas vývoja </w:t>
       </w:r>
       <w:r>
         <w:t>a</w:t>
@@ -5866,15 +5472,7 @@
         <w:t xml:space="preserve"> </w:t>
       </w:r>
       <w:r>
-        <w:t xml:space="preserve">údržbu kódu. </w:t>
-      </w:r>
-      <w:proofErr w:type="spellStart"/>
-      <w:r>
-        <w:t>TypeScript</w:t>
-      </w:r>
-      <w:proofErr w:type="spellEnd"/>
-      <w:r>
-        <w:t xml:space="preserve"> je obzvlášť užitočný pri vývoji veľkých aplikácií, kde je dôležitá typová bezpečnosť </w:t>
+        <w:t xml:space="preserve">údržbu kódu. TypeScript je obzvlášť užitočný pri vývoji veľkých aplikácií, kde je dôležitá typová bezpečnosť </w:t>
       </w:r>
       <w:r>
         <w:t>[43]</w:t>
@@ -5901,13 +5499,8 @@
       <w:pPr>
         <w:pStyle w:val="text"/>
       </w:pPr>
-      <w:proofErr w:type="spellStart"/>
-      <w:r>
-        <w:t>Backend</w:t>
-      </w:r>
-      <w:proofErr w:type="spellEnd"/>
-      <w:r>
-        <w:t xml:space="preserve">, alebo serverová strana aplikácie, je zodpovedná za spracovanie business logiky, komunikáciu </w:t>
+      <w:r>
+        <w:t xml:space="preserve">Backend, alebo serverová strana aplikácie, je zodpovedná za spracovanie business logiky, komunikáciu </w:t>
       </w:r>
       <w:r>
         <w:t>s</w:t>
@@ -5925,21 +5518,35 @@
         <w:t xml:space="preserve"> </w:t>
       </w:r>
       <w:r>
-        <w:t xml:space="preserve">poskytovanie API </w:t>
-      </w:r>
-      <w:proofErr w:type="spellStart"/>
-      <w:r>
-        <w:t>endpointov</w:t>
-      </w:r>
-      <w:proofErr w:type="spellEnd"/>
-      <w:r>
-        <w:t xml:space="preserve"> pre </w:t>
-      </w:r>
-      <w:proofErr w:type="spellStart"/>
-      <w:r>
-        <w:t>frontend</w:t>
-      </w:r>
-      <w:proofErr w:type="spellEnd"/>
+        <w:t>poskytovanie API endpointov pre frontend.</w:t>
+      </w:r>
+      <w:r>
+        <w:t xml:space="preserve"> </w:t>
+      </w:r>
+      <w:r>
+        <w:t xml:space="preserve">Node.js je runtime prostredie, ktoré umožňuje spúšťať JavaScript na strane servera. Táto vlastnosť umožňuje vývojárom používať rovnaký programovací jazyk pre frontend aj backend, čo zjednodušuje vývojový proces </w:t>
+      </w:r>
+      <w:r>
+        <w:t>a</w:t>
+      </w:r>
+      <w:r>
+        <w:t xml:space="preserve"> </w:t>
+      </w:r>
+      <w:r>
+        <w:t xml:space="preserve">umožňuje zdieľanie kódu medzi klientom </w:t>
+      </w:r>
+      <w:r>
+        <w:t>a</w:t>
+      </w:r>
+      <w:r>
+        <w:t xml:space="preserve"> </w:t>
+      </w:r>
+      <w:r>
+        <w:t xml:space="preserve">serverom </w:t>
+      </w:r>
+      <w:r>
+        <w:t>[34]</w:t>
+      </w:r>
       <w:r>
         <w:t>.</w:t>
       </w:r>
@@ -5947,52 +5554,28 @@
         <w:t xml:space="preserve"> </w:t>
       </w:r>
       <w:r>
-        <w:t xml:space="preserve">Node.js je </w:t>
-      </w:r>
-      <w:proofErr w:type="spellStart"/>
-      <w:r>
-        <w:t>runtime</w:t>
-      </w:r>
-      <w:proofErr w:type="spellEnd"/>
-      <w:r>
-        <w:t xml:space="preserve"> prostredie, ktoré umožňuje spúšťať JavaScript na strane servera. Táto vlastnosť umožňuje vývojárom používať rovnaký programovací jazyk pre </w:t>
-      </w:r>
-      <w:proofErr w:type="spellStart"/>
-      <w:r>
-        <w:t>frontend</w:t>
-      </w:r>
-      <w:proofErr w:type="spellEnd"/>
-      <w:r>
-        <w:t xml:space="preserve"> aj </w:t>
-      </w:r>
-      <w:proofErr w:type="spellStart"/>
-      <w:r>
-        <w:t>backend</w:t>
-      </w:r>
-      <w:proofErr w:type="spellEnd"/>
-      <w:r>
-        <w:t xml:space="preserve">, čo zjednodušuje vývojový proces </w:t>
-      </w:r>
-      <w:r>
-        <w:t>a</w:t>
-      </w:r>
-      <w:r>
-        <w:t xml:space="preserve"> </w:t>
-      </w:r>
-      <w:r>
-        <w:t xml:space="preserve">umožňuje zdieľanie kódu medzi klientom </w:t>
-      </w:r>
-      <w:r>
-        <w:t>a</w:t>
-      </w:r>
-      <w:r>
-        <w:t xml:space="preserve"> </w:t>
-      </w:r>
-      <w:r>
-        <w:t xml:space="preserve">serverom </w:t>
-      </w:r>
-      <w:r>
-        <w:t>[34]</w:t>
+        <w:t xml:space="preserve">RESTful API (Representational State Transfer) je architektonický štýl pre navrhovanie webových služieb. REST API používa štandardné HTTP metódy (GET, POST, PUT, DELETE) na komunikáciu medzi klientom </w:t>
+      </w:r>
+      <w:r>
+        <w:t>a</w:t>
+      </w:r>
+      <w:r>
+        <w:t xml:space="preserve"> </w:t>
+      </w:r>
+      <w:r>
+        <w:t xml:space="preserve">serverom. Tento prístup poskytuje jednoduchú </w:t>
+      </w:r>
+      <w:r>
+        <w:t>a</w:t>
+      </w:r>
+      <w:r>
+        <w:t xml:space="preserve"> </w:t>
+      </w:r>
+      <w:r>
+        <w:t xml:space="preserve">škálovateľnú architektúru pre webové aplikácie </w:t>
+      </w:r>
+      <w:r>
+        <w:t>[38]</w:t>
       </w:r>
       <w:r>
         <w:t>.</w:t>
@@ -6000,49 +5583,6 @@
       <w:r>
         <w:t xml:space="preserve"> </w:t>
       </w:r>
-      <w:proofErr w:type="spellStart"/>
-      <w:r>
-        <w:t>RESTful</w:t>
-      </w:r>
-      <w:proofErr w:type="spellEnd"/>
-      <w:r>
-        <w:t xml:space="preserve"> API (</w:t>
-      </w:r>
-      <w:proofErr w:type="spellStart"/>
-      <w:r>
-        <w:t>Representational</w:t>
-      </w:r>
-      <w:proofErr w:type="spellEnd"/>
-      <w:r>
-        <w:t xml:space="preserve"> State Transfer) je architektonický štýl pre navrhovanie webových služieb. REST API používa štandardné HTTP metódy (GET, POST, PUT, DELETE) na komunikáciu medzi klientom </w:t>
-      </w:r>
-      <w:r>
-        <w:t>a</w:t>
-      </w:r>
-      <w:r>
-        <w:t xml:space="preserve"> </w:t>
-      </w:r>
-      <w:r>
-        <w:t xml:space="preserve">serverom. Tento prístup poskytuje jednoduchú </w:t>
-      </w:r>
-      <w:r>
-        <w:t>a</w:t>
-      </w:r>
-      <w:r>
-        <w:t xml:space="preserve"> </w:t>
-      </w:r>
-      <w:r>
-        <w:t xml:space="preserve">škálovateľnú architektúru pre webové aplikácie </w:t>
-      </w:r>
-      <w:r>
-        <w:t>[38]</w:t>
-      </w:r>
-      <w:r>
-        <w:t>.</w:t>
-      </w:r>
-      <w:r>
-        <w:t xml:space="preserve"> </w:t>
-      </w:r>
       <w:r>
         <w:t xml:space="preserve">Autentifikácia </w:t>
       </w:r>
@@ -6053,23 +5593,7 @@
         <w:t xml:space="preserve"> </w:t>
       </w:r>
       <w:r>
-        <w:t xml:space="preserve">autorizácia sú kritické aspekty bezpečnosti webových aplikácií. JWT (JSON Web </w:t>
-      </w:r>
-      <w:proofErr w:type="spellStart"/>
-      <w:r>
-        <w:t>Tokens</w:t>
-      </w:r>
-      <w:proofErr w:type="spellEnd"/>
-      <w:r>
-        <w:t xml:space="preserve">) je populárna metóda pre bezpečnú výmenu informácií medzi stranami. JWT tokeny umožňujú </w:t>
-      </w:r>
-      <w:proofErr w:type="spellStart"/>
-      <w:r>
-        <w:t>bezstavovú</w:t>
-      </w:r>
-      <w:proofErr w:type="spellEnd"/>
-      <w:r>
-        <w:t xml:space="preserve"> autentifikáciu, čo je výhodné pre škálovateľné aplikácie </w:t>
+        <w:t xml:space="preserve">autorizácia sú kritické aspekty bezpečnosti webových aplikácií. JWT (JSON Web Tokens) je populárna metóda pre bezpečnú výmenu informácií medzi stranami. JWT tokeny umožňujú bezstavovú autentifikáciu, čo je výhodné pre škálovateľné aplikácie </w:t>
       </w:r>
       <w:r>
         <w:t>[35]</w:t>
@@ -6117,40 +5641,14 @@
       <w:r>
         <w:t xml:space="preserve"> </w:t>
       </w:r>
-      <w:proofErr w:type="spellStart"/>
-      <w:r>
-        <w:t>nereľačné</w:t>
-      </w:r>
-      <w:proofErr w:type="spellEnd"/>
-      <w:r>
-        <w:t xml:space="preserve"> (</w:t>
-      </w:r>
-      <w:proofErr w:type="spellStart"/>
-      <w:r>
-        <w:t>NoSQL</w:t>
-      </w:r>
-      <w:proofErr w:type="spellEnd"/>
-      <w:r>
-        <w:t>).</w:t>
-      </w:r>
-      <w:r>
-        <w:t xml:space="preserve"> </w:t>
-      </w:r>
-      <w:proofErr w:type="spellStart"/>
-      <w:r>
-        <w:t>MongoDB</w:t>
-      </w:r>
-      <w:proofErr w:type="spellEnd"/>
-      <w:r>
-        <w:t xml:space="preserve"> je dokumentovo orientovaná </w:t>
-      </w:r>
-      <w:proofErr w:type="spellStart"/>
-      <w:r>
-        <w:t>NoSQL</w:t>
-      </w:r>
-      <w:proofErr w:type="spellEnd"/>
-      <w:r>
-        <w:t xml:space="preserve"> databáza, ktorá ukladá dáta vo formáte podobnom JSON. Táto databáza je obzvlášť vhodná pre aplikácie </w:t>
+      <w:r>
+        <w:t>nereľačné (NoSQL).</w:t>
+      </w:r>
+      <w:r>
+        <w:t xml:space="preserve"> </w:t>
+      </w:r>
+      <w:r>
+        <w:t xml:space="preserve">MongoDB je dokumentovo orientovaná NoSQL databáza, ktorá ukladá dáta vo formáte podobnom JSON. Táto databáza je obzvlášť vhodná pre aplikácie </w:t>
       </w:r>
       <w:r>
         <w:t>s</w:t>
@@ -6168,23 +5666,7 @@
         <w:t xml:space="preserve"> </w:t>
       </w:r>
       <w:r>
-        <w:t xml:space="preserve">horizontálnym škálovaním. </w:t>
-      </w:r>
-      <w:proofErr w:type="spellStart"/>
-      <w:r>
-        <w:t>MongoDB</w:t>
-      </w:r>
-      <w:proofErr w:type="spellEnd"/>
-      <w:r>
-        <w:t xml:space="preserve"> poskytuje výkonné </w:t>
-      </w:r>
-      <w:proofErr w:type="spellStart"/>
-      <w:r>
-        <w:t>dotazovacie</w:t>
-      </w:r>
-      <w:proofErr w:type="spellEnd"/>
-      <w:r>
-        <w:t xml:space="preserve"> možnosti </w:t>
+        <w:t xml:space="preserve">horizontálnym škálovaním. MongoDB poskytuje výkonné dotazovacie možnosti </w:t>
       </w:r>
       <w:r>
         <w:t>a</w:t>
@@ -6205,56 +5687,16 @@
         <w:t xml:space="preserve"> </w:t>
       </w:r>
       <w:r>
-        <w:t xml:space="preserve">Relačné databázy, ako MySQL alebo </w:t>
-      </w:r>
-      <w:proofErr w:type="spellStart"/>
-      <w:r>
-        <w:t>PostgreSQL</w:t>
-      </w:r>
-      <w:proofErr w:type="spellEnd"/>
-      <w:r>
-        <w:t xml:space="preserve">, používajú tabuľkovú štruktúru </w:t>
-      </w:r>
-      <w:r>
-        <w:t>a</w:t>
-      </w:r>
-      <w:r>
-        <w:t xml:space="preserve"> </w:t>
-      </w:r>
-      <w:r>
-        <w:t>SQL (</w:t>
-      </w:r>
-      <w:proofErr w:type="spellStart"/>
-      <w:r>
-        <w:t>Structured</w:t>
-      </w:r>
-      <w:proofErr w:type="spellEnd"/>
-      <w:r>
-        <w:t xml:space="preserve"> </w:t>
-      </w:r>
-      <w:proofErr w:type="spellStart"/>
-      <w:r>
-        <w:t>Query</w:t>
-      </w:r>
-      <w:proofErr w:type="spellEnd"/>
-      <w:r>
-        <w:t xml:space="preserve"> </w:t>
-      </w:r>
-      <w:proofErr w:type="spellStart"/>
-      <w:r>
-        <w:t>Language</w:t>
-      </w:r>
-      <w:proofErr w:type="spellEnd"/>
-      <w:r>
-        <w:t xml:space="preserve">) na </w:t>
-      </w:r>
-      <w:proofErr w:type="spellStart"/>
-      <w:r>
-        <w:t>dotazovanie</w:t>
-      </w:r>
-      <w:proofErr w:type="spellEnd"/>
-      <w:r>
-        <w:t xml:space="preserve">. Tieto databázy sú vhodné pre aplikácie </w:t>
+        <w:t xml:space="preserve">Relačné databázy, ako MySQL alebo PostgreSQL, používajú tabuľkovú štruktúru </w:t>
+      </w:r>
+      <w:r>
+        <w:t>a</w:t>
+      </w:r>
+      <w:r>
+        <w:t xml:space="preserve"> </w:t>
+      </w:r>
+      <w:r>
+        <w:t xml:space="preserve">SQL (Structured Query Language) na dotazovanie. Tieto databázy sú vhodné pre aplikácie </w:t>
       </w:r>
       <w:r>
         <w:t>s</w:t>
@@ -6391,15 +5833,7 @@
         <w:t xml:space="preserve"> </w:t>
       </w:r>
       <w:r>
-        <w:t xml:space="preserve">používateľskej skúsenosti (UX). Dôležitým aspektom je zabezpečiť, aby aplikácia bola intuitívna, </w:t>
-      </w:r>
-      <w:proofErr w:type="spellStart"/>
-      <w:r>
-        <w:t>responzívna</w:t>
-      </w:r>
-      <w:proofErr w:type="spellEnd"/>
-      <w:r>
-        <w:t xml:space="preserve"> </w:t>
+        <w:t xml:space="preserve">používateľskej skúsenosti (UX). Dôležitým aspektom je zabezpečiť, aby aplikácia bola intuitívna, responzívna </w:t>
       </w:r>
       <w:r>
         <w:t>a</w:t>
@@ -6447,15 +5881,7 @@
         <w:t xml:space="preserve"> </w:t>
       </w:r>
       <w:r>
-        <w:t xml:space="preserve">nástroje, ktoré boli vybrané počas plánovacej fázy. </w:t>
-      </w:r>
-      <w:proofErr w:type="spellStart"/>
-      <w:r>
-        <w:t>Verzovanie</w:t>
-      </w:r>
-      <w:proofErr w:type="spellEnd"/>
-      <w:r>
-        <w:t xml:space="preserve"> kódu pomocou nástrojov ako Git je nevyhnutné pre správu zmien </w:t>
+        <w:t xml:space="preserve">nástroje, ktoré boli vybrané počas plánovacej fázy. Verzovanie kódu pomocou nástrojov ako Git je nevyhnutné pre správu zmien </w:t>
       </w:r>
       <w:r>
         <w:t>a</w:t>
@@ -6551,47 +5977,7 @@
         <w:t xml:space="preserve"> </w:t>
       </w:r>
       <w:r>
-        <w:t>implementáciu aktualizácií. Moderné vývojové postupy často využívajú CI/CD (</w:t>
-      </w:r>
-      <w:proofErr w:type="spellStart"/>
-      <w:r>
-        <w:t>Continuous</w:t>
-      </w:r>
-      <w:proofErr w:type="spellEnd"/>
-      <w:r>
-        <w:t xml:space="preserve"> </w:t>
-      </w:r>
-      <w:proofErr w:type="spellStart"/>
-      <w:r>
-        <w:t>Integration</w:t>
-      </w:r>
-      <w:proofErr w:type="spellEnd"/>
-      <w:r>
-        <w:t>/</w:t>
-      </w:r>
-      <w:proofErr w:type="spellStart"/>
-      <w:r>
-        <w:t>Continuous</w:t>
-      </w:r>
-      <w:proofErr w:type="spellEnd"/>
-      <w:r>
-        <w:t xml:space="preserve"> </w:t>
-      </w:r>
-      <w:proofErr w:type="spellStart"/>
-      <w:r>
-        <w:t>Deployment</w:t>
-      </w:r>
-      <w:proofErr w:type="spellEnd"/>
-      <w:r>
-        <w:t xml:space="preserve">) </w:t>
-      </w:r>
-      <w:proofErr w:type="spellStart"/>
-      <w:r>
-        <w:t>pipeline</w:t>
-      </w:r>
-      <w:proofErr w:type="spellEnd"/>
-      <w:r>
-        <w:t xml:space="preserve">, ktoré automatizujú proces nasadenia </w:t>
+        <w:t xml:space="preserve">implementáciu aktualizácií. Moderné vývojové postupy často využívajú CI/CD (Continuous Integration/Continuous Deployment) pipeline, ktoré automatizujú proces nasadenia </w:t>
       </w:r>
       <w:r>
         <w:t>[5]</w:t>
@@ -6621,29 +6007,16 @@
         <w:pStyle w:val="text"/>
       </w:pPr>
       <w:r>
-        <w:t xml:space="preserve">Moderné vývojové metodológie, ako je </w:t>
-      </w:r>
-      <w:proofErr w:type="spellStart"/>
-      <w:r>
-        <w:t>Agile</w:t>
-      </w:r>
-      <w:proofErr w:type="spellEnd"/>
-      <w:r>
-        <w:t xml:space="preserve"> </w:t>
-      </w:r>
-      <w:r>
-        <w:t>a</w:t>
-      </w:r>
-      <w:r>
-        <w:t xml:space="preserve"> </w:t>
-      </w:r>
-      <w:proofErr w:type="spellStart"/>
-      <w:r>
-        <w:t>Scrum</w:t>
-      </w:r>
-      <w:proofErr w:type="spellEnd"/>
-      <w:r>
-        <w:t xml:space="preserve">, kladú dôraz na iteratívny vývoj, úzku spoluprácu </w:t>
+        <w:t xml:space="preserve">Moderné vývojové metodológie, ako je Agile </w:t>
+      </w:r>
+      <w:r>
+        <w:t>a</w:t>
+      </w:r>
+      <w:r>
+        <w:t xml:space="preserve"> </w:t>
+      </w:r>
+      <w:r>
+        <w:t xml:space="preserve">Scrum, kladú dôraz na iteratívny vývoj, úzku spoluprácu </w:t>
       </w:r>
       <w:r>
         <w:t>s</w:t>
@@ -6681,13 +6054,8 @@
       <w:r>
         <w:t xml:space="preserve"> </w:t>
       </w:r>
-      <w:proofErr w:type="spellStart"/>
-      <w:r>
-        <w:t>Verzovanie</w:t>
-      </w:r>
-      <w:proofErr w:type="spellEnd"/>
-      <w:r>
-        <w:t xml:space="preserve"> kódu pomocou nástrojov ako Git umožňuje vývojárom sledovať zmeny </w:t>
+      <w:r>
+        <w:t xml:space="preserve">Verzovanie kódu pomocou nástrojov ako Git umožňuje vývojárom sledovať zmeny </w:t>
       </w:r>
       <w:r>
         <w:t>v</w:t>
@@ -6720,15 +6088,7 @@
         <w:t xml:space="preserve"> </w:t>
       </w:r>
       <w:r>
-        <w:t xml:space="preserve">predchádzajúcim </w:t>
-      </w:r>
-      <w:proofErr w:type="spellStart"/>
-      <w:r>
-        <w:t>verziam</w:t>
-      </w:r>
-      <w:proofErr w:type="spellEnd"/>
-      <w:r>
-        <w:t xml:space="preserve">. Git je distribuovaný systém kontroly verzií, ktorý je široko používaný </w:t>
+        <w:t xml:space="preserve">predchádzajúcim verziam. Git je distribuovaný systém kontroly verzií, ktorý je široko používaný </w:t>
       </w:r>
       <w:r>
         <w:t>v</w:t>
@@ -6748,21 +6108,8 @@
       <w:r>
         <w:t xml:space="preserve"> </w:t>
       </w:r>
-      <w:proofErr w:type="spellStart"/>
-      <w:r>
-        <w:t>Code</w:t>
-      </w:r>
-      <w:proofErr w:type="spellEnd"/>
-      <w:r>
-        <w:t xml:space="preserve"> </w:t>
-      </w:r>
-      <w:proofErr w:type="spellStart"/>
-      <w:r>
-        <w:t>review</w:t>
-      </w:r>
-      <w:proofErr w:type="spellEnd"/>
-      <w:r>
-        <w:t xml:space="preserve">, kde iní vývojári kontrolujú navrhnuté zmeny pred ich začlenením do hlavnej vetvy kódu, pomáha udržiavať kvalitu kódu </w:t>
+      <w:r>
+        <w:t xml:space="preserve">Code review, kde iní vývojári kontrolujú navrhnuté zmeny pred ich začlenením do hlavnej vetvy kódu, pomáha udržiavať kvalitu kódu </w:t>
       </w:r>
       <w:r>
         <w:t>a</w:t>
@@ -6835,11 +6182,6 @@
           <w:noProof/>
         </w:rPr>
         <w:tab/>
-      </w:r>
-      <w:r>
-        <w:rPr>
-          <w:noProof/>
-        </w:rPr>
         <w:t>Táto kapitola poskytla teoretický základ potrebný pre pochopenie tvorby webových aplikácií a ich nasadenia v praxi. Najprv boli definované webové aplikácie ako softvérové systémy prístupné cez prehliadač, s dôrazom na ich výhody oproti desktopovým riešeniam a na rozdiely oproti statickým webovým stránkam. Uvedené boli hlavné typy webových aplikácií — SPA, MPA a PWA — a ich typické použitie.</w:t>
       </w:r>
     </w:p>
@@ -8421,10 +7763,10 @@
             <v:path o:extrusionok="f" gradientshapeok="t" o:connecttype="rect"/>
             <o:lock v:ext="edit" aspectratio="t"/>
           </v:shapetype>
-          <v:shape id="_x0000_i1035" type="#_x0000_t75" style="width:339.05pt;height:268.65pt" o:ole="">
+          <v:shape id="_x0000_i1025" type="#_x0000_t75" style="width:339.35pt;height:268.6pt" o:ole="">
             <v:imagedata r:id="rId11" o:title=""/>
           </v:shape>
-          <o:OLEObject Type="Embed" ProgID="Excel.Sheet.12" ShapeID="_x0000_i1035" DrawAspect="Content" ObjectID="_1833356245" r:id="rId12"/>
+          <o:OLEObject Type="Embed" ProgID="Excel.Sheet.12" ShapeID="_x0000_i1025" DrawAspect="Content" ObjectID="_1833426640" r:id="rId12"/>
         </w:object>
       </w:r>
     </w:p>
@@ -11560,11 +10902,9 @@
         </w:rPr>
         <w:t xml:space="preserve"> </w:t>
       </w:r>
-      <w:proofErr w:type="spellStart"/>
       <w:r>
         <w:t>wireframy</w:t>
       </w:r>
-      <w:proofErr w:type="spellEnd"/>
       <w:r>
         <w:t xml:space="preserve"> </w:t>
       </w:r>
@@ -12316,17 +11656,9 @@
               <w:rPr>
                 <w:rFonts w:ascii="Times New Roman" w:hAnsi="Times New Roman" w:cs="Times New Roman"/>
               </w:rPr>
-              <w:t xml:space="preserve">, Ukážka </w:t>
-            </w:r>
-            <w:proofErr w:type="spellStart"/>
-            <w:r>
-              <w:rPr>
-                <w:rFonts w:ascii="Times New Roman" w:hAnsi="Times New Roman" w:cs="Times New Roman"/>
-              </w:rPr>
-              <w:t>dashboardu</w:t>
+              <w:t>, Ukážka dashboardu</w:t>
             </w:r>
             <w:bookmarkEnd w:id="17"/>
-            <w:proofErr w:type="spellEnd"/>
           </w:p>
         </w:tc>
       </w:tr>
@@ -20018,6 +19350,7 @@
   <w:style w:type="character" w:default="1" w:styleId="Predvolenpsmoodseku">
     <w:name w:val="Default Paragraph Font"/>
     <w:uiPriority w:val="1"/>
+    <w:semiHidden/>
     <w:unhideWhenUsed/>
   </w:style>
   <w:style w:type="table" w:default="1" w:styleId="Normlnatabuka">
@@ -21008,6 +20341,10 @@
 </file>
 
 <file path=customXml/item1.xml><?xml version="1.0" encoding="utf-8"?>
+<b:Sources xmlns:b="http://schemas.openxmlformats.org/officeDocument/2006/bibliography" xmlns="http://schemas.openxmlformats.org/officeDocument/2006/bibliography" SelectedStyle="\APASixthEditionOfficeOnline.xsl" StyleName="APA" Version="6"/>
+</file>
+
+<file path=customXml/item2.xml><?xml version="1.0" encoding="utf-8"?>
 <ct:contentTypeSchema xmlns:ct="http://schemas.microsoft.com/office/2006/metadata/contentType" xmlns:ma="http://schemas.microsoft.com/office/2006/metadata/properties/metaAttributes" ct:_="" ma:_="" ma:contentTypeName="Dokument" ma:contentTypeID="0x010100FF914F332154174D803A7B644D03395C" ma:contentTypeVersion="16" ma:contentTypeDescription="Umožňuje vytvoriť nový dokument." ma:contentTypeScope="" ma:versionID="fd77751d24e8168fda22eab337079d00">
   <xsd:schema xmlns:xsd="http://www.w3.org/2001/XMLSchema" xmlns:xs="http://www.w3.org/2001/XMLSchema" xmlns:p="http://schemas.microsoft.com/office/2006/metadata/properties" xmlns:ns3="a94799e5-846a-4ad9-b31d-5ba5d0428847" xmlns:ns4="b0f22963-9bb8-4dce-be88-550968040c8c" targetNamespace="http://schemas.microsoft.com/office/2006/metadata/properties" ma:root="true" ma:fieldsID="b71646f853d82629af3ee6a4474bd060" ns3:_="" ns4:_="">
     <xsd:import namespace="a94799e5-846a-4ad9-b31d-5ba5d0428847"/>
@@ -21246,19 +20583,7 @@
 </ct:contentTypeSchema>
 </file>
 
-<file path=customXml/item2.xml><?xml version="1.0" encoding="utf-8"?>
-<b:Sources xmlns:b="http://schemas.openxmlformats.org/officeDocument/2006/bibliography" xmlns="http://schemas.openxmlformats.org/officeDocument/2006/bibliography" SelectedStyle="\APASixthEditionOfficeOnline.xsl" StyleName="APA" Version="6"/>
-</file>
-
 <file path=customXml/item3.xml><?xml version="1.0" encoding="utf-8"?>
-<p:properties xmlns:p="http://schemas.microsoft.com/office/2006/metadata/properties" xmlns:xsi="http://www.w3.org/2001/XMLSchema-instance" xmlns:pc="http://schemas.microsoft.com/office/infopath/2007/PartnerControls">
-  <documentManagement>
-    <_activity xmlns="a94799e5-846a-4ad9-b31d-5ba5d0428847" xsi:nil="true"/>
-  </documentManagement>
-</p:properties>
-</file>
-
-<file path=customXml/item4.xml><?xml version="1.0" encoding="utf-8"?>
 <?mso-contentType ?>
 <FormTemplates xmlns="http://schemas.microsoft.com/sharepoint/v3/contenttype/forms">
   <Display>DocumentLibraryForm</Display>
@@ -21267,7 +20592,23 @@
 </FormTemplates>
 </file>
 
+<file path=customXml/item4.xml><?xml version="1.0" encoding="utf-8"?>
+<p:properties xmlns:p="http://schemas.microsoft.com/office/2006/metadata/properties" xmlns:xsi="http://www.w3.org/2001/XMLSchema-instance" xmlns:pc="http://schemas.microsoft.com/office/infopath/2007/PartnerControls">
+  <documentManagement>
+    <_activity xmlns="a94799e5-846a-4ad9-b31d-5ba5d0428847" xsi:nil="true"/>
+  </documentManagement>
+</p:properties>
+</file>
+
 <file path=customXml/itemProps1.xml><?xml version="1.0" encoding="utf-8"?>
+<ds:datastoreItem xmlns:ds="http://schemas.openxmlformats.org/officeDocument/2006/customXml" ds:itemID="{33B51BA0-60DC-4A69-874E-22CBA927F23E}">
+  <ds:schemaRefs>
+    <ds:schemaRef ds:uri="http://schemas.openxmlformats.org/officeDocument/2006/bibliography"/>
+  </ds:schemaRefs>
+</ds:datastoreItem>
+</file>
+
+<file path=customXml/itemProps2.xml><?xml version="1.0" encoding="utf-8"?>
 <ds:datastoreItem xmlns:ds="http://schemas.openxmlformats.org/officeDocument/2006/customXml" ds:itemID="{C3329A49-AD3D-4BA1-96E5-F249191C1F65}">
   <ds:schemaRefs>
     <ds:schemaRef ds:uri="http://schemas.microsoft.com/office/2006/metadata/contentType"/>
@@ -21286,15 +20627,15 @@
 </ds:datastoreItem>
 </file>
 
-<file path=customXml/itemProps2.xml><?xml version="1.0" encoding="utf-8"?>
-<ds:datastoreItem xmlns:ds="http://schemas.openxmlformats.org/officeDocument/2006/customXml" ds:itemID="{33B51BA0-60DC-4A69-874E-22CBA927F23E}">
+<file path=customXml/itemProps3.xml><?xml version="1.0" encoding="utf-8"?>
+<ds:datastoreItem xmlns:ds="http://schemas.openxmlformats.org/officeDocument/2006/customXml" ds:itemID="{1F4F2074-9665-40AE-AC4D-38B5428FDE6E}">
   <ds:schemaRefs>
-    <ds:schemaRef ds:uri="http://schemas.openxmlformats.org/officeDocument/2006/bibliography"/>
+    <ds:schemaRef ds:uri="http://schemas.microsoft.com/sharepoint/v3/contenttype/forms"/>
   </ds:schemaRefs>
 </ds:datastoreItem>
 </file>
 
-<file path=customXml/itemProps3.xml><?xml version="1.0" encoding="utf-8"?>
+<file path=customXml/itemProps4.xml><?xml version="1.0" encoding="utf-8"?>
 <ds:datastoreItem xmlns:ds="http://schemas.openxmlformats.org/officeDocument/2006/customXml" ds:itemID="{8A7D4A20-64F2-4259-949F-7A93E612CEDE}">
   <ds:schemaRefs>
     <ds:schemaRef ds:uri="http://schemas.microsoft.com/office/2006/metadata/properties"/>
@@ -21302,12 +20643,4 @@
     <ds:schemaRef ds:uri="a94799e5-846a-4ad9-b31d-5ba5d0428847"/>
   </ds:schemaRefs>
 </ds:datastoreItem>
-</file>
-
-<file path=customXml/itemProps4.xml><?xml version="1.0" encoding="utf-8"?>
-<ds:datastoreItem xmlns:ds="http://schemas.openxmlformats.org/officeDocument/2006/customXml" ds:itemID="{1F4F2074-9665-40AE-AC4D-38B5428FDE6E}">
-  <ds:schemaRefs>
-    <ds:schemaRef ds:uri="http://schemas.microsoft.com/sharepoint/v3/contenttype/forms"/>
-  </ds:schemaRefs>
-</ds:datastoreItem>
 </file>